--- a/LAB1/Lab1_11CNPM2_1150080143_VoẠnhKiet.docx
+++ b/LAB1/Lab1_11CNPM2_1150080143_VoẠnhKiet.docx
@@ -2191,6 +2191,17 @@
           <w:sz w:val="34"/>
           <w:lang w:val="vi-VN"/>
         </w:rPr>
+      </w:pPr>
+    </w:p>
+    <w:p>
+      <w:pPr>
+        <w:spacing w:line="276" w:lineRule="auto"/>
+        <w:jc w:val="center"/>
+        <w:rPr>
+          <w:b/>
+          <w:sz w:val="34"/>
+          <w:lang w:val="vi-VN"/>
+        </w:rPr>
         <w:sectPr>
           <w:type w:val="continuous"/>
           <w:pgSz w:w="11920" w:h="16850"/>
@@ -2198,6 +2209,25 @@
           <w:cols w:space="720"/>
         </w:sectPr>
       </w:pPr>
+      <w:r>
+        <w:rPr>
+          <w:b/>
+          <w:sz w:val="34"/>
+          <w:lang w:val="vi-VN"/>
+        </w:rPr>
+        <w:t xml:space="preserve">Link Youtube </w:t>
+      </w:r>
+      <w:hyperlink r:id="rId8" w:history="1">
+        <w:r>
+          <w:rPr>
+            <w:rStyle w:val="Hyperlink"/>
+            <w:b/>
+            <w:sz w:val="34"/>
+            <w:lang w:val="vi-VN"/>
+          </w:rPr>
+          <w:t>https://youtu.be/mQBtiwOYOJA</w:t>
+        </w:r>
+      </w:hyperlink>
     </w:p>
     <w:p>
       <w:pPr>
@@ -2387,7 +2417,7 @@
           </mc:Choice>
           <mc:Fallback>
             <w:pict>
-              <v:group w14:anchorId="688424DC" id="Group 8" o:spid="_x0000_s1026" style="position:absolute;margin-left:547.9pt;margin-top:33.7pt;width:45.5pt;height:4.35pt;z-index:251653120;mso-wrap-distance-left:0;mso-wrap-distance-right:0;mso-position-horizontal-relative:page;mso-position-vertical-relative:page" coordsize="5778,552" o:gfxdata="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">
+              <v:group w14:anchorId="02F06755" id="Group 8" o:spid="_x0000_s1026" style="position:absolute;margin-left:547.9pt;margin-top:33.7pt;width:45.5pt;height:4.35pt;z-index:251653120;mso-wrap-distance-left:0;mso-wrap-distance-right:0;mso-position-horizontal-relative:page;mso-position-vertical-relative:page" coordsize="5778,552" o:gfxdata="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">
                 <v:shape id="Graphic 9" o:spid="_x0000_s1027" style="position:absolute;left:45;top:45;width:2153;height:457;visibility:visible;mso-wrap-style:square;v-text-anchor:top" coordsize="215265,45720" o:gfxdata="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" path="m215265,l,,,45720r215265,l215265,xe" fillcolor="#5f4779" stroked="f">
                   <v:path arrowok="t"/>
                 </v:shape>
@@ -2481,7 +2511,7 @@
           </mc:Choice>
           <mc:Fallback>
             <w:pict>
-              <v:shape w14:anchorId="2E640DCB" id="Graphic 12" o:spid="_x0000_s1026" style="position:absolute;margin-left:0;margin-top:8.7pt;width:112.5pt;height:.5pt;z-index:251657216;visibility:visible;mso-wrap-style:square;mso-wrap-distance-left:0;mso-wrap-distance-top:0;mso-wrap-distance-right:0;mso-wrap-distance-bottom:0;mso-position-horizontal:absolute;mso-position-horizontal-relative:page;mso-position-vertical:absolute;mso-position-vertical-relative:text;v-text-anchor:top" coordsize="1428750,6350" o:gfxdata="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" path="m1428750,l,,,6350r1428750,l1428750,xe" fillcolor="#4470c4" stroked="f">
+              <v:shape w14:anchorId="412A1E30" id="Graphic 12" o:spid="_x0000_s1026" style="position:absolute;margin-left:0;margin-top:8.7pt;width:112.5pt;height:.5pt;z-index:251657216;visibility:visible;mso-wrap-style:square;mso-wrap-distance-left:0;mso-wrap-distance-top:0;mso-wrap-distance-right:0;mso-wrap-distance-bottom:0;mso-position-horizontal:absolute;mso-position-horizontal-relative:page;mso-position-vertical:absolute;mso-position-vertical-relative:text;v-text-anchor:top" coordsize="1428750,6350" o:gfxdata="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" path="m1428750,l,,,6350r1428750,l1428750,xe" fillcolor="#4470c4" stroked="f">
                 <v:path arrowok="t"/>
                 <w10:wrap anchorx="page"/>
               </v:shape>
@@ -2758,6 +2788,7 @@
       </w:r>
       <w:r>
         <w:rPr>
+          <w:noProof/>
           <w:sz w:val="28"/>
           <w:szCs w:val="28"/>
           <w:lang w:val="vi-VN"/>
@@ -2778,7 +2809,7 @@
                     <pic:cNvPicPr/>
                   </pic:nvPicPr>
                   <pic:blipFill rotWithShape="1">
-                    <a:blip r:embed="rId8">
+                    <a:blip r:embed="rId9">
                       <a:extLst>
                         <a:ext uri="{28A0092B-C50C-407E-A947-70E740481C1C}">
                           <a14:useLocalDpi xmlns:a14="http://schemas.microsoft.com/office/drawing/2010/main" val="0"/>
@@ -2892,6 +2923,7 @@
       </w:pPr>
       <w:r>
         <w:rPr>
+          <w:noProof/>
           <w:sz w:val="28"/>
           <w:szCs w:val="28"/>
         </w:rPr>
@@ -2912,7 +2944,7 @@
                     <pic:cNvPicPr/>
                   </pic:nvPicPr>
                   <pic:blipFill rotWithShape="1">
-                    <a:blip r:embed="rId9">
+                    <a:blip r:embed="rId10">
                       <a:extLst>
                         <a:ext uri="{28A0092B-C50C-407E-A947-70E740481C1C}">
                           <a14:useLocalDpi xmlns:a14="http://schemas.microsoft.com/office/drawing/2010/main" val="0"/>
@@ -2989,6 +3021,7 @@
       </w:pPr>
       <w:r>
         <w:rPr>
+          <w:noProof/>
           <w:sz w:val="28"/>
           <w:szCs w:val="28"/>
           <w:lang w:val="vi-VN"/>
@@ -3009,7 +3042,7 @@
                     <pic:cNvPicPr/>
                   </pic:nvPicPr>
                   <pic:blipFill rotWithShape="1">
-                    <a:blip r:embed="rId10"/>
+                    <a:blip r:embed="rId11"/>
                     <a:srcRect l="5335"/>
                     <a:stretch/>
                   </pic:blipFill>
@@ -3236,6 +3269,7 @@
       </w:pPr>
       <w:r>
         <w:rPr>
+          <w:noProof/>
           <w:spacing w:val="-2"/>
           <w:w w:val="90"/>
           <w:sz w:val="28"/>
@@ -3247,119 +3281,6 @@
             <wp:extent cx="6400165" cy="1548130"/>
             <wp:effectExtent l="0" t="0" r="635" b="0"/>
             <wp:docPr id="32" name="Picture 32"/>
-            <wp:cNvGraphicFramePr>
-              <a:graphicFrameLocks xmlns:a="http://schemas.openxmlformats.org/drawingml/2006/main" noChangeAspect="1"/>
-            </wp:cNvGraphicFramePr>
-            <a:graphic xmlns:a="http://schemas.openxmlformats.org/drawingml/2006/main">
-              <a:graphicData uri="http://schemas.openxmlformats.org/drawingml/2006/picture">
-                <pic:pic xmlns:pic="http://schemas.openxmlformats.org/drawingml/2006/picture">
-                  <pic:nvPicPr>
-                    <pic:cNvPr id="1" name=""/>
-                    <pic:cNvPicPr/>
-                  </pic:nvPicPr>
-                  <pic:blipFill>
-                    <a:blip r:embed="rId11"/>
-                    <a:stretch>
-                      <a:fillRect/>
-                    </a:stretch>
-                  </pic:blipFill>
-                  <pic:spPr>
-                    <a:xfrm>
-                      <a:off x="0" y="0"/>
-                      <a:ext cx="6400165" cy="1548130"/>
-                    </a:xfrm>
-                    <a:prstGeom prst="rect">
-                      <a:avLst/>
-                    </a:prstGeom>
-                  </pic:spPr>
-                </pic:pic>
-              </a:graphicData>
-            </a:graphic>
-          </wp:inline>
-        </w:drawing>
-      </w:r>
-    </w:p>
-    <w:p>
-      <w:pPr>
-        <w:spacing w:line="276" w:lineRule="auto"/>
-        <w:jc w:val="center"/>
-        <w:rPr>
-          <w:spacing w:val="-2"/>
-          <w:w w:val="90"/>
-          <w:sz w:val="28"/>
-          <w:szCs w:val="28"/>
-          <w:lang w:val="vi-VN"/>
-        </w:rPr>
-      </w:pPr>
-      <w:r>
-        <w:rPr>
-          <w:spacing w:val="-2"/>
-          <w:w w:val="90"/>
-          <w:sz w:val="28"/>
-          <w:szCs w:val="28"/>
-        </w:rPr>
-        <w:t>Hình 4: Dịch vụ Telnet (inetutils-telnetd) đã được kích hoạt thành công và đang ở trạng thái LISTEN trên cổng TCP 23 của máy chủ</w:t>
-      </w:r>
-    </w:p>
-    <w:p>
-      <w:pPr>
-        <w:spacing w:line="276" w:lineRule="auto"/>
-        <w:jc w:val="center"/>
-        <w:rPr>
-          <w:spacing w:val="-2"/>
-          <w:w w:val="90"/>
-          <w:sz w:val="28"/>
-          <w:szCs w:val="28"/>
-          <w:lang w:val="vi-VN"/>
-        </w:rPr>
-      </w:pPr>
-    </w:p>
-    <w:p>
-      <w:pPr>
-        <w:spacing w:after="240" w:line="276" w:lineRule="auto"/>
-        <w:rPr>
-          <w:spacing w:val="-2"/>
-          <w:w w:val="90"/>
-          <w:sz w:val="28"/>
-          <w:szCs w:val="28"/>
-          <w:lang w:val="vi-VN"/>
-        </w:rPr>
-      </w:pPr>
-      <w:r>
-        <w:rPr>
-          <w:spacing w:val="-2"/>
-          <w:w w:val="90"/>
-          <w:sz w:val="28"/>
-          <w:szCs w:val="28"/>
-        </w:rPr>
-        <w:t>Bước 4: Đăng nhập và thực hiện thao tác cơ bản</w:t>
-      </w:r>
-    </w:p>
-    <w:p>
-      <w:pPr>
-        <w:spacing w:line="276" w:lineRule="auto"/>
-        <w:jc w:val="center"/>
-        <w:rPr>
-          <w:spacing w:val="-2"/>
-          <w:w w:val="90"/>
-          <w:sz w:val="28"/>
-          <w:szCs w:val="28"/>
-          <w:lang w:val="vi-VN"/>
-        </w:rPr>
-      </w:pPr>
-      <w:r>
-        <w:rPr>
-          <w:spacing w:val="-2"/>
-          <w:w w:val="90"/>
-          <w:sz w:val="28"/>
-          <w:szCs w:val="28"/>
-          <w:lang w:val="vi-VN"/>
-        </w:rPr>
-        <w:drawing>
-          <wp:inline distT="0" distB="0" distL="0" distR="0" wp14:anchorId="5FA5C7A7" wp14:editId="4B5ED155">
-            <wp:extent cx="6341591" cy="3009900"/>
-            <wp:effectExtent l="0" t="0" r="2540" b="0"/>
-            <wp:docPr id="33" name="Picture 33"/>
             <wp:cNvGraphicFramePr>
               <a:graphicFrameLocks xmlns:a="http://schemas.openxmlformats.org/drawingml/2006/main" noChangeAspect="1"/>
             </wp:cNvGraphicFramePr>
@@ -3379,7 +3300,7 @@
                   <pic:spPr>
                     <a:xfrm>
                       <a:off x="0" y="0"/>
-                      <a:ext cx="6344546" cy="3011303"/>
+                      <a:ext cx="6400165" cy="1548130"/>
                     </a:xfrm>
                     <a:prstGeom prst="rect">
                       <a:avLst/>
@@ -3411,7 +3332,7 @@
           <w:sz w:val="28"/>
           <w:szCs w:val="28"/>
         </w:rPr>
-        <w:t>Hình 5: Đăng nhập thành công từ máy Client tới Server qua giao thức Telnet và thực thi các câu lệnh tạo thư mục</w:t>
+        <w:t>Hình 4: Dịch vụ Telnet (inetutils-telnetd) đã được kích hoạt thành công và đang ở trạng thái LISTEN trên cổng TCP 23 của máy chủ</w:t>
       </w:r>
     </w:p>
     <w:p>
@@ -3429,8 +3350,7 @@
     </w:p>
     <w:p>
       <w:pPr>
-        <w:spacing w:line="276" w:lineRule="auto"/>
-        <w:jc w:val="center"/>
+        <w:spacing w:after="240" w:line="276" w:lineRule="auto"/>
         <w:rPr>
           <w:spacing w:val="-2"/>
           <w:w w:val="90"/>
@@ -3445,14 +3365,14 @@
           <w:w w:val="90"/>
           <w:sz w:val="28"/>
           <w:szCs w:val="28"/>
-          <w:lang w:val="vi-VN"/>
-        </w:rPr>
-        <w:br w:type="page"/>
-      </w:r>
-    </w:p>
-    <w:p>
-      <w:pPr>
-        <w:spacing w:after="240" w:line="276" w:lineRule="auto"/>
+        </w:rPr>
+        <w:t>Bước 4: Đăng nhập và thực hiện thao tác cơ bản</w:t>
+      </w:r>
+    </w:p>
+    <w:p>
+      <w:pPr>
+        <w:spacing w:line="276" w:lineRule="auto"/>
+        <w:jc w:val="center"/>
         <w:rPr>
           <w:spacing w:val="-2"/>
           <w:w w:val="90"/>
@@ -3463,40 +3383,18 @@
       </w:pPr>
       <w:r>
         <w:rPr>
+          <w:noProof/>
           <w:spacing w:val="-2"/>
           <w:w w:val="90"/>
           <w:sz w:val="28"/>
           <w:szCs w:val="28"/>
-        </w:rPr>
-        <w:lastRenderedPageBreak/>
-        <w:t>Bước 5: Phân tích gói tin thu được</w:t>
-      </w:r>
-    </w:p>
-    <w:p>
-      <w:pPr>
-        <w:spacing w:line="276" w:lineRule="auto"/>
-        <w:jc w:val="center"/>
-        <w:rPr>
-          <w:spacing w:val="-2"/>
-          <w:w w:val="90"/>
-          <w:sz w:val="28"/>
-          <w:szCs w:val="28"/>
           <w:lang w:val="vi-VN"/>
         </w:rPr>
-      </w:pPr>
-      <w:r>
-        <w:rPr>
-          <w:spacing w:val="-2"/>
-          <w:w w:val="90"/>
-          <w:sz w:val="28"/>
-          <w:szCs w:val="28"/>
-          <w:lang w:val="vi-VN"/>
-        </w:rPr>
         <w:drawing>
-          <wp:inline distT="0" distB="0" distL="0" distR="0" wp14:anchorId="4C801259" wp14:editId="16FF82E4">
-            <wp:extent cx="6171565" cy="5037790"/>
-            <wp:effectExtent l="0" t="0" r="635" b="0"/>
-            <wp:docPr id="34" name="Picture 34"/>
+          <wp:inline distT="0" distB="0" distL="0" distR="0" wp14:anchorId="5FA5C7A7" wp14:editId="4B5ED155">
+            <wp:extent cx="6341591" cy="3009900"/>
+            <wp:effectExtent l="0" t="0" r="2540" b="0"/>
+            <wp:docPr id="33" name="Picture 33"/>
             <wp:cNvGraphicFramePr>
               <a:graphicFrameLocks xmlns:a="http://schemas.openxmlformats.org/drawingml/2006/main" noChangeAspect="1"/>
             </wp:cNvGraphicFramePr>
@@ -3516,7 +3414,7 @@
                   <pic:spPr>
                     <a:xfrm>
                       <a:off x="0" y="0"/>
-                      <a:ext cx="6177923" cy="5042980"/>
+                      <a:ext cx="6344546" cy="3011303"/>
                     </a:xfrm>
                     <a:prstGeom prst="rect">
                       <a:avLst/>
@@ -3548,7 +3446,7 @@
           <w:sz w:val="28"/>
           <w:szCs w:val="28"/>
         </w:rPr>
-        <w:t>Hình 6: Luồng dữ liệu TCP Stream trên Wireshark để lộ toàn bộ tên người dùng, mật khẩu xác thực và các câu lệnh dạng Plaintext không mã hóa</w:t>
+        <w:t>Hình 5: Đăng nhập thành công từ máy Client tới Server qua giao thức Telnet và thực thi các câu lệnh tạo thư mục</w:t>
       </w:r>
     </w:p>
     <w:p>
@@ -3584,11 +3482,57 @@
           <w:szCs w:val="28"/>
           <w:lang w:val="vi-VN"/>
         </w:rPr>
+        <w:br w:type="page"/>
+      </w:r>
+    </w:p>
+    <w:p>
+      <w:pPr>
+        <w:spacing w:after="240" w:line="276" w:lineRule="auto"/>
+        <w:rPr>
+          <w:spacing w:val="-2"/>
+          <w:w w:val="90"/>
+          <w:sz w:val="28"/>
+          <w:szCs w:val="28"/>
+          <w:lang w:val="vi-VN"/>
+        </w:rPr>
+      </w:pPr>
+      <w:r>
+        <w:rPr>
+          <w:spacing w:val="-2"/>
+          <w:w w:val="90"/>
+          <w:sz w:val="28"/>
+          <w:szCs w:val="28"/>
+        </w:rPr>
+        <w:lastRenderedPageBreak/>
+        <w:t>Bước 5: Phân tích gói tin thu được</w:t>
+      </w:r>
+    </w:p>
+    <w:p>
+      <w:pPr>
+        <w:spacing w:line="276" w:lineRule="auto"/>
+        <w:jc w:val="center"/>
+        <w:rPr>
+          <w:spacing w:val="-2"/>
+          <w:w w:val="90"/>
+          <w:sz w:val="28"/>
+          <w:szCs w:val="28"/>
+          <w:lang w:val="vi-VN"/>
+        </w:rPr>
+      </w:pPr>
+      <w:r>
+        <w:rPr>
+          <w:noProof/>
+          <w:spacing w:val="-2"/>
+          <w:w w:val="90"/>
+          <w:sz w:val="28"/>
+          <w:szCs w:val="28"/>
+          <w:lang w:val="vi-VN"/>
+        </w:rPr>
         <w:drawing>
-          <wp:inline distT="0" distB="0" distL="0" distR="0" wp14:anchorId="6101112D" wp14:editId="00FCE795">
-            <wp:extent cx="3905795" cy="1295581"/>
-            <wp:effectExtent l="0" t="0" r="0" b="0"/>
-            <wp:docPr id="36" name="Picture 36"/>
+          <wp:inline distT="0" distB="0" distL="0" distR="0" wp14:anchorId="4C801259" wp14:editId="16FF82E4">
+            <wp:extent cx="6171565" cy="5037790"/>
+            <wp:effectExtent l="0" t="0" r="635" b="0"/>
+            <wp:docPr id="34" name="Picture 34"/>
             <wp:cNvGraphicFramePr>
               <a:graphicFrameLocks xmlns:a="http://schemas.openxmlformats.org/drawingml/2006/main" noChangeAspect="1"/>
             </wp:cNvGraphicFramePr>
@@ -3608,7 +3552,7 @@
                   <pic:spPr>
                     <a:xfrm>
                       <a:off x="0" y="0"/>
-                      <a:ext cx="3905795" cy="1295581"/>
+                      <a:ext cx="6177923" cy="5042980"/>
                     </a:xfrm>
                     <a:prstGeom prst="rect">
                       <a:avLst/>
@@ -3640,210 +3584,48 @@
           <w:sz w:val="28"/>
           <w:szCs w:val="28"/>
         </w:rPr>
-        <w:t>Hình 7: Thiết lập mật khẩu phức tạp (&gt;10 ký tự gồm ký tự hoa, thường, số và ký tự đặc biệt) trên máy chủ</w:t>
-      </w:r>
-    </w:p>
-    <w:p>
-      <w:pPr>
-        <w:pStyle w:val="Heading2"/>
-        <w:tabs>
-          <w:tab w:val="left" w:pos="1658"/>
-        </w:tabs>
-        <w:spacing w:line="276" w:lineRule="auto"/>
-        <w:ind w:left="0"/>
-        <w:jc w:val="right"/>
-        <w:rPr>
-          <w:sz w:val="28"/>
-          <w:szCs w:val="28"/>
-        </w:rPr>
-      </w:pPr>
-      <w:r>
-        <w:rPr>
-          <w:sz w:val="28"/>
-          <w:szCs w:val="28"/>
-        </w:rPr>
-        <w:br w:type="page"/>
-      </w:r>
-    </w:p>
-    <w:p>
-      <w:pPr>
-        <w:pStyle w:val="Heading2"/>
-        <w:tabs>
-          <w:tab w:val="left" w:pos="1658"/>
-        </w:tabs>
-        <w:spacing w:line="276" w:lineRule="auto"/>
-        <w:ind w:left="0"/>
-        <w:jc w:val="right"/>
-        <w:rPr>
-          <w:sz w:val="28"/>
-          <w:szCs w:val="28"/>
-        </w:rPr>
-      </w:pPr>
-    </w:p>
-    <w:p>
-      <w:pPr>
-        <w:pStyle w:val="Heading2"/>
-        <w:numPr>
-          <w:ilvl w:val="1"/>
-          <w:numId w:val="7"/>
-        </w:numPr>
-        <w:tabs>
-          <w:tab w:val="left" w:pos="1658"/>
-        </w:tabs>
-        <w:spacing w:line="276" w:lineRule="auto"/>
-        <w:ind w:left="0" w:hanging="359"/>
-        <w:rPr>
-          <w:sz w:val="28"/>
-          <w:szCs w:val="28"/>
-        </w:rPr>
-      </w:pPr>
-      <w:r>
-        <w:rPr>
+        <w:t>Hình 6: Luồng dữ liệu TCP Stream trên Wireshark để lộ toàn bộ tên người dùng, mật khẩu xác thực và các câu lệnh dạng Plaintext không mã hóa</w:t>
+      </w:r>
+    </w:p>
+    <w:p>
+      <w:pPr>
+        <w:spacing w:line="276" w:lineRule="auto"/>
+        <w:jc w:val="center"/>
+        <w:rPr>
+          <w:spacing w:val="-2"/>
           <w:w w:val="90"/>
           <w:sz w:val="28"/>
           <w:szCs w:val="28"/>
-        </w:rPr>
-        <w:t>Bắt</w:t>
-      </w:r>
-      <w:r>
-        <w:rPr>
-          <w:spacing w:val="-3"/>
-          <w:sz w:val="28"/>
-          <w:szCs w:val="28"/>
-        </w:rPr>
-        <w:t xml:space="preserve"> </w:t>
-      </w:r>
-      <w:r>
-        <w:rPr>
+          <w:lang w:val="vi-VN"/>
+        </w:rPr>
+      </w:pPr>
+    </w:p>
+    <w:p>
+      <w:pPr>
+        <w:spacing w:line="276" w:lineRule="auto"/>
+        <w:jc w:val="center"/>
+        <w:rPr>
+          <w:spacing w:val="-2"/>
           <w:w w:val="90"/>
           <w:sz w:val="28"/>
           <w:szCs w:val="28"/>
-        </w:rPr>
-        <w:t>gói</w:t>
-      </w:r>
-      <w:r>
-        <w:rPr>
+          <w:lang w:val="vi-VN"/>
+        </w:rPr>
+      </w:pPr>
+      <w:r>
+        <w:rPr>
+          <w:noProof/>
           <w:spacing w:val="-2"/>
-          <w:sz w:val="28"/>
-          <w:szCs w:val="28"/>
-        </w:rPr>
-        <w:t xml:space="preserve"> </w:t>
-      </w:r>
-      <w:r>
-        <w:rPr>
           <w:w w:val="90"/>
           <w:sz w:val="28"/>
           <w:szCs w:val="28"/>
-        </w:rPr>
-        <w:t>tin</w:t>
-      </w:r>
-      <w:r>
-        <w:rPr>
-          <w:spacing w:val="-2"/>
-          <w:sz w:val="28"/>
-          <w:szCs w:val="28"/>
-        </w:rPr>
-        <w:t xml:space="preserve"> </w:t>
-      </w:r>
-      <w:r>
-        <w:rPr>
-          <w:w w:val="90"/>
-          <w:sz w:val="28"/>
-          <w:szCs w:val="28"/>
-        </w:rPr>
-        <w:t>khi</w:t>
-      </w:r>
-      <w:r>
-        <w:rPr>
-          <w:spacing w:val="1"/>
-          <w:sz w:val="28"/>
-          <w:szCs w:val="28"/>
-        </w:rPr>
-        <w:t xml:space="preserve"> </w:t>
-      </w:r>
-      <w:r>
-        <w:rPr>
-          <w:w w:val="90"/>
-          <w:sz w:val="28"/>
-          <w:szCs w:val="28"/>
-        </w:rPr>
-        <w:t>sử</w:t>
-      </w:r>
-      <w:r>
-        <w:rPr>
-          <w:spacing w:val="-4"/>
-          <w:sz w:val="28"/>
-          <w:szCs w:val="28"/>
-        </w:rPr>
-        <w:t xml:space="preserve"> </w:t>
-      </w:r>
-      <w:r>
-        <w:rPr>
-          <w:w w:val="90"/>
-          <w:sz w:val="28"/>
-          <w:szCs w:val="28"/>
-        </w:rPr>
-        <w:t>dụng</w:t>
-      </w:r>
-      <w:r>
-        <w:rPr>
-          <w:spacing w:val="1"/>
-          <w:sz w:val="28"/>
-          <w:szCs w:val="28"/>
-        </w:rPr>
-        <w:t xml:space="preserve"> </w:t>
-      </w:r>
-      <w:r>
-        <w:rPr>
-          <w:spacing w:val="-5"/>
-          <w:w w:val="90"/>
-          <w:sz w:val="28"/>
-          <w:szCs w:val="28"/>
-        </w:rPr>
-        <w:t>SSH</w:t>
-      </w:r>
-    </w:p>
-    <w:p>
-      <w:pPr>
-        <w:pStyle w:val="Heading2"/>
-        <w:tabs>
-          <w:tab w:val="left" w:pos="1658"/>
-        </w:tabs>
-        <w:spacing w:line="276" w:lineRule="auto"/>
-        <w:rPr>
-          <w:spacing w:val="-5"/>
-          <w:w w:val="90"/>
-          <w:sz w:val="28"/>
-          <w:szCs w:val="28"/>
           <w:lang w:val="vi-VN"/>
         </w:rPr>
-      </w:pPr>
-    </w:p>
-    <w:p>
-      <w:pPr>
-        <w:spacing w:line="276" w:lineRule="auto"/>
-        <w:jc w:val="center"/>
-        <w:rPr>
-          <w:spacing w:val="-5"/>
-          <w:w w:val="90"/>
-          <w:sz w:val="28"/>
-          <w:szCs w:val="28"/>
-          <w:lang w:val="vi-VN"/>
-        </w:rPr>
-      </w:pPr>
-      <w:r>
-        <w:rPr>
-          <w:spacing w:val="-5"/>
-          <w:w w:val="90"/>
-          <w:sz w:val="28"/>
-          <w:szCs w:val="28"/>
-          <w:lang w:val="vi-VN"/>
-        </w:rPr>
         <w:drawing>
-          <wp:inline distT="0" distB="0" distL="0" distR="0" wp14:anchorId="7DF6ABF9" wp14:editId="7B30580E">
-            <wp:extent cx="4906060" cy="809738"/>
-            <wp:effectExtent l="0" t="0" r="8890" b="9525"/>
-            <wp:docPr id="77" name="Picture 77"/>
+          <wp:inline distT="0" distB="0" distL="0" distR="0" wp14:anchorId="6101112D" wp14:editId="00FCE795">
+            <wp:extent cx="3905795" cy="1295581"/>
+            <wp:effectExtent l="0" t="0" r="0" b="0"/>
+            <wp:docPr id="36" name="Picture 36"/>
             <wp:cNvGraphicFramePr>
               <a:graphicFrameLocks xmlns:a="http://schemas.openxmlformats.org/drawingml/2006/main" noChangeAspect="1"/>
             </wp:cNvGraphicFramePr>
@@ -3863,7 +3645,7 @@
                   <pic:spPr>
                     <a:xfrm>
                       <a:off x="0" y="0"/>
-                      <a:ext cx="4906060" cy="809738"/>
+                      <a:ext cx="3905795" cy="1295581"/>
                     </a:xfrm>
                     <a:prstGeom prst="rect">
                       <a:avLst/>
@@ -3881,22 +3663,198 @@
         <w:spacing w:line="276" w:lineRule="auto"/>
         <w:jc w:val="center"/>
         <w:rPr>
+          <w:spacing w:val="-2"/>
+          <w:w w:val="90"/>
+          <w:sz w:val="28"/>
+          <w:szCs w:val="28"/>
+          <w:lang w:val="vi-VN"/>
+        </w:rPr>
+      </w:pPr>
+      <w:r>
+        <w:rPr>
+          <w:spacing w:val="-2"/>
+          <w:w w:val="90"/>
+          <w:sz w:val="28"/>
+          <w:szCs w:val="28"/>
+        </w:rPr>
+        <w:t>Hình 7: Thiết lập mật khẩu phức tạp (&gt;10 ký tự gồm ký tự hoa, thường, số và ký tự đặc biệt) trên máy chủ</w:t>
+      </w:r>
+    </w:p>
+    <w:p>
+      <w:pPr>
+        <w:pStyle w:val="Heading2"/>
+        <w:tabs>
+          <w:tab w:val="left" w:pos="1658"/>
+        </w:tabs>
+        <w:spacing w:line="276" w:lineRule="auto"/>
+        <w:ind w:left="0"/>
+        <w:jc w:val="right"/>
+        <w:rPr>
+          <w:sz w:val="28"/>
+          <w:szCs w:val="28"/>
+        </w:rPr>
+      </w:pPr>
+      <w:r>
+        <w:rPr>
+          <w:sz w:val="28"/>
+          <w:szCs w:val="28"/>
+        </w:rPr>
+        <w:br w:type="page"/>
+      </w:r>
+    </w:p>
+    <w:p>
+      <w:pPr>
+        <w:pStyle w:val="Heading2"/>
+        <w:tabs>
+          <w:tab w:val="left" w:pos="1658"/>
+        </w:tabs>
+        <w:spacing w:line="276" w:lineRule="auto"/>
+        <w:ind w:left="0"/>
+        <w:jc w:val="right"/>
+        <w:rPr>
+          <w:sz w:val="28"/>
+          <w:szCs w:val="28"/>
+        </w:rPr>
+      </w:pPr>
+    </w:p>
+    <w:p>
+      <w:pPr>
+        <w:pStyle w:val="Heading2"/>
+        <w:numPr>
+          <w:ilvl w:val="1"/>
+          <w:numId w:val="7"/>
+        </w:numPr>
+        <w:tabs>
+          <w:tab w:val="left" w:pos="1658"/>
+        </w:tabs>
+        <w:spacing w:line="276" w:lineRule="auto"/>
+        <w:ind w:left="0" w:hanging="359"/>
+        <w:rPr>
+          <w:sz w:val="28"/>
+          <w:szCs w:val="28"/>
+        </w:rPr>
+      </w:pPr>
+      <w:r>
+        <w:rPr>
+          <w:w w:val="90"/>
+          <w:sz w:val="28"/>
+          <w:szCs w:val="28"/>
+        </w:rPr>
+        <w:t>Bắt</w:t>
+      </w:r>
+      <w:r>
+        <w:rPr>
+          <w:spacing w:val="-3"/>
+          <w:sz w:val="28"/>
+          <w:szCs w:val="28"/>
+        </w:rPr>
+        <w:t xml:space="preserve"> </w:t>
+      </w:r>
+      <w:r>
+        <w:rPr>
+          <w:w w:val="90"/>
+          <w:sz w:val="28"/>
+          <w:szCs w:val="28"/>
+        </w:rPr>
+        <w:t>gói</w:t>
+      </w:r>
+      <w:r>
+        <w:rPr>
+          <w:spacing w:val="-2"/>
+          <w:sz w:val="28"/>
+          <w:szCs w:val="28"/>
+        </w:rPr>
+        <w:t xml:space="preserve"> </w:t>
+      </w:r>
+      <w:r>
+        <w:rPr>
+          <w:w w:val="90"/>
+          <w:sz w:val="28"/>
+          <w:szCs w:val="28"/>
+        </w:rPr>
+        <w:t>tin</w:t>
+      </w:r>
+      <w:r>
+        <w:rPr>
+          <w:spacing w:val="-2"/>
+          <w:sz w:val="28"/>
+          <w:szCs w:val="28"/>
+        </w:rPr>
+        <w:t xml:space="preserve"> </w:t>
+      </w:r>
+      <w:r>
+        <w:rPr>
+          <w:w w:val="90"/>
+          <w:sz w:val="28"/>
+          <w:szCs w:val="28"/>
+        </w:rPr>
+        <w:t>khi</w:t>
+      </w:r>
+      <w:r>
+        <w:rPr>
+          <w:spacing w:val="1"/>
+          <w:sz w:val="28"/>
+          <w:szCs w:val="28"/>
+        </w:rPr>
+        <w:t xml:space="preserve"> </w:t>
+      </w:r>
+      <w:r>
+        <w:rPr>
+          <w:w w:val="90"/>
+          <w:sz w:val="28"/>
+          <w:szCs w:val="28"/>
+        </w:rPr>
+        <w:t>sử</w:t>
+      </w:r>
+      <w:r>
+        <w:rPr>
+          <w:spacing w:val="-4"/>
+          <w:sz w:val="28"/>
+          <w:szCs w:val="28"/>
+        </w:rPr>
+        <w:t xml:space="preserve"> </w:t>
+      </w:r>
+      <w:r>
+        <w:rPr>
+          <w:w w:val="90"/>
+          <w:sz w:val="28"/>
+          <w:szCs w:val="28"/>
+        </w:rPr>
+        <w:t>dụng</w:t>
+      </w:r>
+      <w:r>
+        <w:rPr>
+          <w:spacing w:val="1"/>
+          <w:sz w:val="28"/>
+          <w:szCs w:val="28"/>
+        </w:rPr>
+        <w:t xml:space="preserve"> </w:t>
+      </w:r>
+      <w:r>
+        <w:rPr>
           <w:spacing w:val="-5"/>
           <w:w w:val="90"/>
           <w:sz w:val="28"/>
           <w:szCs w:val="28"/>
-          <w:lang w:val="vi-VN"/>
-        </w:rPr>
-      </w:pPr>
-      <w:r>
+        </w:rPr>
+        <w:t>SSH</w:t>
+      </w:r>
+    </w:p>
+    <w:p>
+      <w:pPr>
+        <w:pStyle w:val="Heading2"/>
+        <w:tabs>
+          <w:tab w:val="left" w:pos="1658"/>
+        </w:tabs>
+        <w:spacing w:line="276" w:lineRule="auto"/>
         <w:rPr>
           <w:spacing w:val="-5"/>
           <w:w w:val="90"/>
           <w:sz w:val="28"/>
           <w:szCs w:val="28"/>
-        </w:rPr>
-        <w:t>Hình 9: Dịch vụ OpenSSH Server đang hoạt động và ở trạng thái LISTEN tại cổng TCP 22 của máy chủ</w:t>
-      </w:r>
+          <w:lang w:val="vi-VN"/>
+        </w:rPr>
+      </w:pPr>
     </w:p>
     <w:p>
       <w:pPr>
@@ -3910,32 +3868,20 @@
           <w:lang w:val="vi-VN"/>
         </w:rPr>
       </w:pPr>
-    </w:p>
-    <w:p>
-      <w:pPr>
-        <w:spacing w:line="276" w:lineRule="auto"/>
-        <w:jc w:val="center"/>
-        <w:rPr>
+      <w:r>
+        <w:rPr>
+          <w:noProof/>
           <w:spacing w:val="-5"/>
           <w:w w:val="90"/>
           <w:sz w:val="28"/>
           <w:szCs w:val="28"/>
           <w:lang w:val="vi-VN"/>
         </w:rPr>
-      </w:pPr>
-      <w:r>
-        <w:rPr>
-          <w:spacing w:val="-5"/>
-          <w:w w:val="90"/>
-          <w:sz w:val="28"/>
-          <w:szCs w:val="28"/>
-          <w:lang w:val="vi-VN"/>
-        </w:rPr>
         <w:drawing>
-          <wp:inline distT="0" distB="0" distL="0" distR="0" wp14:anchorId="63AA2040" wp14:editId="774097AF">
-            <wp:extent cx="5768975" cy="3315335"/>
-            <wp:effectExtent l="0" t="0" r="3175" b="0"/>
-            <wp:docPr id="78" name="Picture 78"/>
+          <wp:inline distT="0" distB="0" distL="0" distR="0" wp14:anchorId="7DF6ABF9" wp14:editId="7B30580E">
+            <wp:extent cx="4906060" cy="809738"/>
+            <wp:effectExtent l="0" t="0" r="8890" b="9525"/>
+            <wp:docPr id="77" name="Picture 77"/>
             <wp:cNvGraphicFramePr>
               <a:graphicFrameLocks xmlns:a="http://schemas.openxmlformats.org/drawingml/2006/main" noChangeAspect="1"/>
             </wp:cNvGraphicFramePr>
@@ -3955,7 +3901,7 @@
                   <pic:spPr>
                     <a:xfrm>
                       <a:off x="0" y="0"/>
-                      <a:ext cx="5768975" cy="3315335"/>
+                      <a:ext cx="4906060" cy="809738"/>
                     </a:xfrm>
                     <a:prstGeom prst="rect">
                       <a:avLst/>
@@ -3987,7 +3933,7 @@
           <w:sz w:val="28"/>
           <w:szCs w:val="28"/>
         </w:rPr>
-        <w:t>Hình 10: Hộp thoại PuTTY Security Alert yêu cầu xác nhận Host Key Fingerprint của máy chủ trong lần đầu tiên kết nối SSH</w:t>
+        <w:t>Hình 9: Dịch vụ OpenSSH Server đang hoạt động và ở trạng thái LISTEN tại cổng TCP 22 của máy chủ</w:t>
       </w:r>
     </w:p>
     <w:p>
@@ -4017,18 +3963,18 @@
       </w:pPr>
       <w:r>
         <w:rPr>
+          <w:noProof/>
           <w:spacing w:val="-5"/>
           <w:w w:val="90"/>
           <w:sz w:val="28"/>
           <w:szCs w:val="28"/>
           <w:lang w:val="vi-VN"/>
         </w:rPr>
-        <w:lastRenderedPageBreak/>
         <w:drawing>
-          <wp:inline distT="0" distB="0" distL="0" distR="0" wp14:anchorId="100CBA4E" wp14:editId="25097B67">
-            <wp:extent cx="4448016" cy="3390900"/>
-            <wp:effectExtent l="0" t="0" r="0" b="0"/>
-            <wp:docPr id="79" name="Picture 79"/>
+          <wp:inline distT="0" distB="0" distL="0" distR="0" wp14:anchorId="63AA2040" wp14:editId="774097AF">
+            <wp:extent cx="5768975" cy="3315335"/>
+            <wp:effectExtent l="0" t="0" r="3175" b="0"/>
+            <wp:docPr id="78" name="Picture 78"/>
             <wp:cNvGraphicFramePr>
               <a:graphicFrameLocks xmlns:a="http://schemas.openxmlformats.org/drawingml/2006/main" noChangeAspect="1"/>
             </wp:cNvGraphicFramePr>
@@ -4048,7 +3994,7 @@
                   <pic:spPr>
                     <a:xfrm>
                       <a:off x="0" y="0"/>
-                      <a:ext cx="4467065" cy="3405422"/>
+                      <a:ext cx="5768975" cy="3315335"/>
                     </a:xfrm>
                     <a:prstGeom prst="rect">
                       <a:avLst/>
@@ -4080,7 +4026,7 @@
           <w:sz w:val="28"/>
           <w:szCs w:val="28"/>
         </w:rPr>
-        <w:t>Hình 11: Đăng nhập thành công từ máy Client tới Server thông qua kênh truyền bảo mật SSH và thực thi câu lệnh</w:t>
+        <w:t>Hình 10: Hộp thoại PuTTY Security Alert yêu cầu xác nhận Host Key Fingerprint của máy chủ trong lần đầu tiên kết nối SSH</w:t>
       </w:r>
     </w:p>
     <w:p>
@@ -4110,17 +4056,19 @@
       </w:pPr>
       <w:r>
         <w:rPr>
+          <w:noProof/>
           <w:spacing w:val="-5"/>
           <w:w w:val="90"/>
           <w:sz w:val="28"/>
           <w:szCs w:val="28"/>
           <w:lang w:val="vi-VN"/>
         </w:rPr>
+        <w:lastRenderedPageBreak/>
         <w:drawing>
-          <wp:inline distT="0" distB="0" distL="0" distR="0" wp14:anchorId="7E304FB5" wp14:editId="1CAA685B">
-            <wp:extent cx="5676900" cy="4776469"/>
-            <wp:effectExtent l="0" t="0" r="0" b="5715"/>
-            <wp:docPr id="80" name="Picture 80"/>
+          <wp:inline distT="0" distB="0" distL="0" distR="0" wp14:anchorId="100CBA4E" wp14:editId="25097B67">
+            <wp:extent cx="4448016" cy="3390900"/>
+            <wp:effectExtent l="0" t="0" r="0" b="0"/>
+            <wp:docPr id="79" name="Picture 79"/>
             <wp:cNvGraphicFramePr>
               <a:graphicFrameLocks xmlns:a="http://schemas.openxmlformats.org/drawingml/2006/main" noChangeAspect="1"/>
             </wp:cNvGraphicFramePr>
@@ -4140,7 +4088,7 @@
                   <pic:spPr>
                     <a:xfrm>
                       <a:off x="0" y="0"/>
-                      <a:ext cx="5678709" cy="4777991"/>
+                      <a:ext cx="4467065" cy="3405422"/>
                     </a:xfrm>
                     <a:prstGeom prst="rect">
                       <a:avLst/>
@@ -4172,18 +4120,21 @@
           <w:sz w:val="28"/>
           <w:szCs w:val="28"/>
         </w:rPr>
-        <w:t xml:space="preserve">Hình 12: Luồng dữ liệu TCP Stream của SSH trên Wireshark được mã hóa hoàn toàn thành </w:t>
-      </w:r>
-      <w:r>
+        <w:t>Hình 11: Đăng nhập thành công từ máy Client tới Server thông qua kênh truyền bảo mật SSH và thực thi câu lệnh</w:t>
+      </w:r>
+    </w:p>
+    <w:p>
+      <w:pPr>
+        <w:spacing w:line="276" w:lineRule="auto"/>
+        <w:jc w:val="center"/>
         <w:rPr>
           <w:spacing w:val="-5"/>
           <w:w w:val="90"/>
           <w:sz w:val="28"/>
           <w:szCs w:val="28"/>
-        </w:rPr>
-        <w:lastRenderedPageBreak/>
-        <w:t>Ciphertext, bảo vệ an toàn tuyệt đối cho thông tin đăng nhập và câu lệnh</w:t>
-      </w:r>
+          <w:lang w:val="vi-VN"/>
+        </w:rPr>
+      </w:pPr>
     </w:p>
     <w:p>
       <w:pPr>
@@ -4199,6 +4150,7 @@
       </w:pPr>
       <w:r>
         <w:rPr>
+          <w:noProof/>
           <w:spacing w:val="-5"/>
           <w:w w:val="90"/>
           <w:sz w:val="28"/>
@@ -4206,10 +4158,10 @@
           <w:lang w:val="vi-VN"/>
         </w:rPr>
         <w:drawing>
-          <wp:inline distT="0" distB="0" distL="0" distR="0" wp14:anchorId="32574062" wp14:editId="4E48559C">
-            <wp:extent cx="5768975" cy="4179570"/>
-            <wp:effectExtent l="0" t="0" r="3175" b="0"/>
-            <wp:docPr id="81" name="Picture 81"/>
+          <wp:inline distT="0" distB="0" distL="0" distR="0" wp14:anchorId="7E304FB5" wp14:editId="1CAA685B">
+            <wp:extent cx="5676900" cy="4776469"/>
+            <wp:effectExtent l="0" t="0" r="0" b="5715"/>
+            <wp:docPr id="80" name="Picture 80"/>
             <wp:cNvGraphicFramePr>
               <a:graphicFrameLocks xmlns:a="http://schemas.openxmlformats.org/drawingml/2006/main" noChangeAspect="1"/>
             </wp:cNvGraphicFramePr>
@@ -4229,7 +4181,7 @@
                   <pic:spPr>
                     <a:xfrm>
                       <a:off x="0" y="0"/>
-                      <a:ext cx="5768975" cy="4179570"/>
+                      <a:ext cx="5678709" cy="4777991"/>
                     </a:xfrm>
                     <a:prstGeom prst="rect">
                       <a:avLst/>
@@ -4261,21 +4213,18 @@
           <w:sz w:val="28"/>
           <w:szCs w:val="28"/>
         </w:rPr>
-        <w:t>Hình 13: Khởi tạo cặp khóa Public Key và Private Key chuẩn RSA 2048-bit bằng công cụ PuTTYgen trên máy Client</w:t>
-      </w:r>
-    </w:p>
-    <w:p>
-      <w:pPr>
-        <w:spacing w:line="276" w:lineRule="auto"/>
-        <w:jc w:val="center"/>
+        <w:t xml:space="preserve">Hình 12: Luồng dữ liệu TCP Stream của SSH trên Wireshark được mã hóa hoàn toàn thành </w:t>
+      </w:r>
+      <w:r>
         <w:rPr>
           <w:spacing w:val="-5"/>
           <w:w w:val="90"/>
           <w:sz w:val="28"/>
           <w:szCs w:val="28"/>
-          <w:lang w:val="vi-VN"/>
-        </w:rPr>
-      </w:pPr>
+        </w:rPr>
+        <w:lastRenderedPageBreak/>
+        <w:t>Ciphertext, bảo vệ an toàn tuyệt đối cho thông tin đăng nhập và câu lệnh</w:t>
+      </w:r>
     </w:p>
     <w:p>
       <w:pPr>
@@ -4291,6 +4240,7 @@
       </w:pPr>
       <w:r>
         <w:rPr>
+          <w:noProof/>
           <w:spacing w:val="-5"/>
           <w:w w:val="90"/>
           <w:sz w:val="28"/>
@@ -4298,10 +4248,10 @@
           <w:lang w:val="vi-VN"/>
         </w:rPr>
         <w:drawing>
-          <wp:inline distT="0" distB="0" distL="0" distR="0" wp14:anchorId="4FDE707B" wp14:editId="021C1598">
-            <wp:extent cx="5768975" cy="3622675"/>
+          <wp:inline distT="0" distB="0" distL="0" distR="0" wp14:anchorId="32574062" wp14:editId="4E48559C">
+            <wp:extent cx="5768975" cy="4179570"/>
             <wp:effectExtent l="0" t="0" r="3175" b="0"/>
-            <wp:docPr id="82" name="Picture 82"/>
+            <wp:docPr id="81" name="Picture 81"/>
             <wp:cNvGraphicFramePr>
               <a:graphicFrameLocks xmlns:a="http://schemas.openxmlformats.org/drawingml/2006/main" noChangeAspect="1"/>
             </wp:cNvGraphicFramePr>
@@ -4321,6 +4271,99 @@
                   <pic:spPr>
                     <a:xfrm>
                       <a:off x="0" y="0"/>
+                      <a:ext cx="5768975" cy="4179570"/>
+                    </a:xfrm>
+                    <a:prstGeom prst="rect">
+                      <a:avLst/>
+                    </a:prstGeom>
+                  </pic:spPr>
+                </pic:pic>
+              </a:graphicData>
+            </a:graphic>
+          </wp:inline>
+        </w:drawing>
+      </w:r>
+    </w:p>
+    <w:p>
+      <w:pPr>
+        <w:spacing w:line="276" w:lineRule="auto"/>
+        <w:jc w:val="center"/>
+        <w:rPr>
+          <w:spacing w:val="-5"/>
+          <w:w w:val="90"/>
+          <w:sz w:val="28"/>
+          <w:szCs w:val="28"/>
+          <w:lang w:val="vi-VN"/>
+        </w:rPr>
+      </w:pPr>
+      <w:r>
+        <w:rPr>
+          <w:spacing w:val="-5"/>
+          <w:w w:val="90"/>
+          <w:sz w:val="28"/>
+          <w:szCs w:val="28"/>
+        </w:rPr>
+        <w:t>Hình 13: Khởi tạo cặp khóa Public Key và Private Key chuẩn RSA 2048-bit bằng công cụ PuTTYgen trên máy Client</w:t>
+      </w:r>
+    </w:p>
+    <w:p>
+      <w:pPr>
+        <w:spacing w:line="276" w:lineRule="auto"/>
+        <w:jc w:val="center"/>
+        <w:rPr>
+          <w:spacing w:val="-5"/>
+          <w:w w:val="90"/>
+          <w:sz w:val="28"/>
+          <w:szCs w:val="28"/>
+          <w:lang w:val="vi-VN"/>
+        </w:rPr>
+      </w:pPr>
+    </w:p>
+    <w:p>
+      <w:pPr>
+        <w:spacing w:line="276" w:lineRule="auto"/>
+        <w:jc w:val="center"/>
+        <w:rPr>
+          <w:spacing w:val="-5"/>
+          <w:w w:val="90"/>
+          <w:sz w:val="28"/>
+          <w:szCs w:val="28"/>
+          <w:lang w:val="vi-VN"/>
+        </w:rPr>
+      </w:pPr>
+      <w:r>
+        <w:rPr>
+          <w:noProof/>
+          <w:spacing w:val="-5"/>
+          <w:w w:val="90"/>
+          <w:sz w:val="28"/>
+          <w:szCs w:val="28"/>
+          <w:lang w:val="vi-VN"/>
+        </w:rPr>
+        <w:drawing>
+          <wp:inline distT="0" distB="0" distL="0" distR="0" wp14:anchorId="4FDE707B" wp14:editId="021C1598">
+            <wp:extent cx="5768975" cy="3622675"/>
+            <wp:effectExtent l="0" t="0" r="3175" b="0"/>
+            <wp:docPr id="82" name="Picture 82"/>
+            <wp:cNvGraphicFramePr>
+              <a:graphicFrameLocks xmlns:a="http://schemas.openxmlformats.org/drawingml/2006/main" noChangeAspect="1"/>
+            </wp:cNvGraphicFramePr>
+            <a:graphic xmlns:a="http://schemas.openxmlformats.org/drawingml/2006/main">
+              <a:graphicData uri="http://schemas.openxmlformats.org/drawingml/2006/picture">
+                <pic:pic xmlns:pic="http://schemas.openxmlformats.org/drawingml/2006/picture">
+                  <pic:nvPicPr>
+                    <pic:cNvPr id="1" name=""/>
+                    <pic:cNvPicPr/>
+                  </pic:nvPicPr>
+                  <pic:blipFill>
+                    <a:blip r:embed="rId21"/>
+                    <a:stretch>
+                      <a:fillRect/>
+                    </a:stretch>
+                  </pic:blipFill>
+                  <pic:spPr>
+                    <a:xfrm>
+                      <a:off x="0" y="0"/>
                       <a:ext cx="5768975" cy="3622675"/>
                     </a:xfrm>
                     <a:prstGeom prst="rect">
@@ -4346,8 +4389,8 @@
           <w:lang w:val="vi-VN"/>
         </w:rPr>
         <w:sectPr>
-          <w:headerReference w:type="default" r:id="rId21"/>
-          <w:footerReference w:type="default" r:id="rId22"/>
+          <w:headerReference w:type="default" r:id="rId22"/>
+          <w:footerReference w:type="default" r:id="rId23"/>
           <w:pgSz w:w="11920" w:h="16850"/>
           <w:pgMar w:top="1134" w:right="1134" w:bottom="1134" w:left="1701" w:header="612" w:footer="970" w:gutter="0"/>
           <w:cols w:space="720"/>
@@ -6614,6 +6657,7 @@
       </w:pPr>
       <w:r>
         <w:rPr>
+          <w:noProof/>
           <w:spacing w:val="-5"/>
           <w:w w:val="90"/>
           <w:sz w:val="28"/>
@@ -6626,6 +6670,1130 @@
             <wp:extent cx="5768975" cy="4179570"/>
             <wp:effectExtent l="0" t="0" r="3175" b="0"/>
             <wp:docPr id="83" name="Picture 83"/>
+            <wp:cNvGraphicFramePr>
+              <a:graphicFrameLocks xmlns:a="http://schemas.openxmlformats.org/drawingml/2006/main" noChangeAspect="1"/>
+            </wp:cNvGraphicFramePr>
+            <a:graphic xmlns:a="http://schemas.openxmlformats.org/drawingml/2006/main">
+              <a:graphicData uri="http://schemas.openxmlformats.org/drawingml/2006/picture">
+                <pic:pic xmlns:pic="http://schemas.openxmlformats.org/drawingml/2006/picture">
+                  <pic:nvPicPr>
+                    <pic:cNvPr id="1" name=""/>
+                    <pic:cNvPicPr/>
+                  </pic:nvPicPr>
+                  <pic:blipFill>
+                    <a:blip r:embed="rId20"/>
+                    <a:stretch>
+                      <a:fillRect/>
+                    </a:stretch>
+                  </pic:blipFill>
+                  <pic:spPr>
+                    <a:xfrm>
+                      <a:off x="0" y="0"/>
+                      <a:ext cx="5768975" cy="4179570"/>
+                    </a:xfrm>
+                    <a:prstGeom prst="rect">
+                      <a:avLst/>
+                    </a:prstGeom>
+                  </pic:spPr>
+                </pic:pic>
+              </a:graphicData>
+            </a:graphic>
+          </wp:inline>
+        </w:drawing>
+      </w:r>
+      <w:r>
+        <w:rPr>
+          <w:i/>
+          <w:iCs/>
+        </w:rPr>
+        <w:t xml:space="preserve"> </w:t>
+      </w:r>
+      <w:r>
+        <w:rPr>
+          <w:noProof/>
+          <w:spacing w:val="-5"/>
+          <w:w w:val="90"/>
+          <w:sz w:val="28"/>
+          <w:szCs w:val="28"/>
+          <w:lang w:val="vi-VN"/>
+        </w:rPr>
+        <w:drawing>
+          <wp:inline distT="0" distB="0" distL="0" distR="0" wp14:anchorId="5747F4E0" wp14:editId="60B79DD4">
+            <wp:extent cx="5768975" cy="3622675"/>
+            <wp:effectExtent l="0" t="0" r="3175" b="0"/>
+            <wp:docPr id="84" name="Picture 84"/>
+            <wp:cNvGraphicFramePr>
+              <a:graphicFrameLocks xmlns:a="http://schemas.openxmlformats.org/drawingml/2006/main" noChangeAspect="1"/>
+            </wp:cNvGraphicFramePr>
+            <a:graphic xmlns:a="http://schemas.openxmlformats.org/drawingml/2006/main">
+              <a:graphicData uri="http://schemas.openxmlformats.org/drawingml/2006/picture">
+                <pic:pic xmlns:pic="http://schemas.openxmlformats.org/drawingml/2006/picture">
+                  <pic:nvPicPr>
+                    <pic:cNvPr id="1" name=""/>
+                    <pic:cNvPicPr/>
+                  </pic:nvPicPr>
+                  <pic:blipFill>
+                    <a:blip r:embed="rId21"/>
+                    <a:stretch>
+                      <a:fillRect/>
+                    </a:stretch>
+                  </pic:blipFill>
+                  <pic:spPr>
+                    <a:xfrm>
+                      <a:off x="0" y="0"/>
+                      <a:ext cx="5768975" cy="3622675"/>
+                    </a:xfrm>
+                    <a:prstGeom prst="rect">
+                      <a:avLst/>
+                    </a:prstGeom>
+                  </pic:spPr>
+                </pic:pic>
+              </a:graphicData>
+            </a:graphic>
+          </wp:inline>
+        </w:drawing>
+      </w:r>
+    </w:p>
+    <w:p>
+      <w:pPr>
+        <w:pStyle w:val="NormalWeb"/>
+        <w:spacing w:line="276" w:lineRule="auto"/>
+        <w:rPr>
+          <w:i/>
+          <w:iCs/>
+          <w:lang w:val="vi-VN"/>
+        </w:rPr>
+      </w:pPr>
+    </w:p>
+    <w:p>
+      <w:pPr>
+        <w:pStyle w:val="NormalWeb"/>
+        <w:spacing w:line="276" w:lineRule="auto"/>
+        <w:rPr>
+          <w:i/>
+          <w:iCs/>
+          <w:lang w:val="vi-VN"/>
+        </w:rPr>
+      </w:pPr>
+    </w:p>
+    <w:p>
+      <w:pPr>
+        <w:pStyle w:val="NormalWeb"/>
+        <w:spacing w:line="276" w:lineRule="auto"/>
+        <w:rPr>
+          <w:lang w:val="vi-VN"/>
+        </w:rPr>
+      </w:pPr>
+    </w:p>
+    <w:p>
+      <w:pPr>
+        <w:pStyle w:val="ListParagraph"/>
+        <w:numPr>
+          <w:ilvl w:val="1"/>
+          <w:numId w:val="7"/>
+        </w:numPr>
+        <w:tabs>
+          <w:tab w:val="left" w:pos="2017"/>
+          <w:tab w:val="left" w:pos="2019"/>
+        </w:tabs>
+        <w:spacing w:line="276" w:lineRule="auto"/>
+        <w:ind w:left="0" w:right="421" w:hanging="360"/>
+        <w:jc w:val="both"/>
+        <w:rPr>
+          <w:sz w:val="28"/>
+          <w:szCs w:val="28"/>
+        </w:rPr>
+      </w:pPr>
+      <w:r>
+        <w:rPr>
+          <w:w w:val="105"/>
+          <w:sz w:val="28"/>
+          <w:szCs w:val="28"/>
+        </w:rPr>
+        <w:lastRenderedPageBreak/>
+        <w:t>Phân tích sự khác biệt giữa Telnet</w:t>
+      </w:r>
+      <w:r>
+        <w:rPr>
+          <w:spacing w:val="-1"/>
+          <w:w w:val="105"/>
+          <w:sz w:val="28"/>
+          <w:szCs w:val="28"/>
+        </w:rPr>
+        <w:t xml:space="preserve"> </w:t>
+      </w:r>
+      <w:r>
+        <w:rPr>
+          <w:w w:val="105"/>
+          <w:sz w:val="28"/>
+          <w:szCs w:val="28"/>
+        </w:rPr>
+        <w:t xml:space="preserve">và SSH dưới góc độ bảo mật, tập trung vào ba thuộc tính: tính bí mật (Confidentiality), tính toàn vẹn (Integrity) và xác thực </w:t>
+      </w:r>
+      <w:r>
+        <w:rPr>
+          <w:spacing w:val="-2"/>
+          <w:w w:val="105"/>
+          <w:sz w:val="28"/>
+          <w:szCs w:val="28"/>
+        </w:rPr>
+        <w:t>(Authentication).</w:t>
+      </w:r>
+    </w:p>
+    <w:p>
+      <w:pPr>
+        <w:pStyle w:val="NormalWeb"/>
+        <w:spacing w:line="276" w:lineRule="auto"/>
+        <w:ind w:left="360"/>
+        <w:rPr>
+          <w:sz w:val="28"/>
+          <w:szCs w:val="28"/>
+        </w:rPr>
+      </w:pPr>
+      <w:r>
+        <w:rPr>
+          <w:sz w:val="28"/>
+          <w:szCs w:val="28"/>
+        </w:rPr>
+        <w:t>Tính bí mật (Confidentiality):</w:t>
+      </w:r>
+    </w:p>
+    <w:p>
+      <w:pPr>
+        <w:pStyle w:val="NormalWeb"/>
+        <w:numPr>
+          <w:ilvl w:val="0"/>
+          <w:numId w:val="12"/>
+        </w:numPr>
+        <w:spacing w:line="276" w:lineRule="auto"/>
+        <w:rPr>
+          <w:sz w:val="28"/>
+          <w:szCs w:val="28"/>
+        </w:rPr>
+      </w:pPr>
+      <w:r>
+        <w:rPr>
+          <w:i/>
+          <w:iCs/>
+          <w:sz w:val="28"/>
+          <w:szCs w:val="28"/>
+        </w:rPr>
+        <w:t>Telnet</w:t>
+      </w:r>
+      <w:r>
+        <w:rPr>
+          <w:sz w:val="28"/>
+          <w:szCs w:val="28"/>
+        </w:rPr>
+        <w:t>: Hoàn toàn bằng 0. Giao thức truyền dữ liệu dưới dạng các ký tự ASCII rõ ràng qua kênh TCP. Bất kỳ kẻ tấn công nào sử dụng công cụ bắt gói (Wireshark) trên cùng đường truyền mạng đều có thể đọc được 100% nội dung gói tin, bao gồm cả tài khoản, mật khẩu xác thực và dữ liệu phiên làm việc.</w:t>
+      </w:r>
+    </w:p>
+    <w:p>
+      <w:pPr>
+        <w:pStyle w:val="NormalWeb"/>
+        <w:numPr>
+          <w:ilvl w:val="0"/>
+          <w:numId w:val="12"/>
+        </w:numPr>
+        <w:spacing w:line="276" w:lineRule="auto"/>
+        <w:rPr>
+          <w:sz w:val="28"/>
+          <w:szCs w:val="28"/>
+        </w:rPr>
+      </w:pPr>
+      <w:r>
+        <w:rPr>
+          <w:i/>
+          <w:iCs/>
+          <w:sz w:val="28"/>
+          <w:szCs w:val="28"/>
+        </w:rPr>
+        <w:t>SSH</w:t>
+      </w:r>
+      <w:r>
+        <w:rPr>
+          <w:sz w:val="28"/>
+          <w:szCs w:val="28"/>
+        </w:rPr>
+        <w:t>: Đạt mức độ bảo mật tuyệt đối. Ngay sau khi bắt tay thiết lập phiên, hai bên sử dụng thuật toán trao đổi khóa Diffie-Hellman (hoặc ECDH) để tạo ra khóa phiên dùng chung mà không truyền khóa qua mạng. Toàn bộ dữ liệu sau đó được mã hóa bằng thuật toán đối xứng mạnh (AES-256-GCM, ChaCha20-Poly1305). Kẻ tấn công bắt gói chỉ thấy các chuỗi dữ liệu ngẫu nhiên (Ciphertext) không thể giải mã.</w:t>
+      </w:r>
+    </w:p>
+    <w:p>
+      <w:pPr>
+        <w:pStyle w:val="NormalWeb"/>
+        <w:spacing w:line="276" w:lineRule="auto"/>
+        <w:ind w:left="360"/>
+        <w:rPr>
+          <w:sz w:val="28"/>
+          <w:szCs w:val="28"/>
+        </w:rPr>
+      </w:pPr>
+      <w:r>
+        <w:rPr>
+          <w:sz w:val="28"/>
+          <w:szCs w:val="28"/>
+        </w:rPr>
+        <w:t>Tính toàn vẹn (Integrity):</w:t>
+      </w:r>
+    </w:p>
+    <w:p>
+      <w:pPr>
+        <w:pStyle w:val="NormalWeb"/>
+        <w:numPr>
+          <w:ilvl w:val="0"/>
+          <w:numId w:val="13"/>
+        </w:numPr>
+        <w:spacing w:line="276" w:lineRule="auto"/>
+        <w:rPr>
+          <w:sz w:val="28"/>
+          <w:szCs w:val="28"/>
+        </w:rPr>
+      </w:pPr>
+      <w:r>
+        <w:rPr>
+          <w:i/>
+          <w:iCs/>
+          <w:sz w:val="28"/>
+          <w:szCs w:val="28"/>
+        </w:rPr>
+        <w:t>Telnet</w:t>
+      </w:r>
+      <w:r>
+        <w:rPr>
+          <w:sz w:val="28"/>
+          <w:szCs w:val="28"/>
+        </w:rPr>
+        <w:t>: Chỉ dựa vào trường Checksum 16-bit ở tiêu đề TCP. Cơ chế này được thiết kế thuần túy để phát hiện lỗi ngẫu nhiên do suy hao đường truyền vật lý, hoàn toàn không có khả năng chống lại kẻ tấn công chủ đích sửa đổi dữ liệu (Packet Injection / Tampering). Kẻ tấn công có thể giả mạo gói tin và tính toán lại TCP Checksum hợp lệ một cách dễ dàng.</w:t>
+      </w:r>
+    </w:p>
+    <w:p>
+      <w:pPr>
+        <w:pStyle w:val="NormalWeb"/>
+        <w:numPr>
+          <w:ilvl w:val="0"/>
+          <w:numId w:val="13"/>
+        </w:numPr>
+        <w:spacing w:line="276" w:lineRule="auto"/>
+        <w:rPr>
+          <w:sz w:val="28"/>
+          <w:szCs w:val="28"/>
+        </w:rPr>
+      </w:pPr>
+      <w:r>
+        <w:rPr>
+          <w:i/>
+          <w:iCs/>
+          <w:sz w:val="28"/>
+          <w:szCs w:val="28"/>
+        </w:rPr>
+        <w:t>SSH</w:t>
+      </w:r>
+      <w:r>
+        <w:rPr>
+          <w:sz w:val="28"/>
+          <w:szCs w:val="28"/>
+        </w:rPr>
+        <w:t>: Sử dụng mã xác thực thông điệp bằng mật mã học (HMAC - Hash-based Message Authentication Code) hoặc các chế độ mã hóa xác thực tích hợp (AEAD như AES-GCM). Mỗi gói tin gửi đi đều đi kèm một thẻ xác thực toàn vẹn được tạo bởi khóa bí mật của phiên. Nếu kẻ tấn công thay đổi dù chỉ 1 bit trên đường truyền, quá trình kiểm tra HMAC tại bên nhận sẽ thất bại và phiên kết nối sẽ bị hủy ngay lập tức để ngăn chặn rủi ro can thiệp dữ liệu.</w:t>
+      </w:r>
+    </w:p>
+    <w:p>
+      <w:pPr>
+        <w:pStyle w:val="NormalWeb"/>
+        <w:spacing w:line="276" w:lineRule="auto"/>
+        <w:ind w:left="360"/>
+        <w:rPr>
+          <w:sz w:val="28"/>
+          <w:szCs w:val="28"/>
+        </w:rPr>
+      </w:pPr>
+      <w:r>
+        <w:rPr>
+          <w:sz w:val="28"/>
+          <w:szCs w:val="28"/>
+        </w:rPr>
+        <w:t>Xác thực (Authentication):</w:t>
+      </w:r>
+    </w:p>
+    <w:p>
+      <w:pPr>
+        <w:pStyle w:val="NormalWeb"/>
+        <w:numPr>
+          <w:ilvl w:val="0"/>
+          <w:numId w:val="14"/>
+        </w:numPr>
+        <w:spacing w:line="276" w:lineRule="auto"/>
+        <w:rPr>
+          <w:sz w:val="28"/>
+          <w:szCs w:val="28"/>
+        </w:rPr>
+      </w:pPr>
+      <w:r>
+        <w:rPr>
+          <w:i/>
+          <w:iCs/>
+          <w:sz w:val="28"/>
+          <w:szCs w:val="28"/>
+        </w:rPr>
+        <w:t>Telnet</w:t>
+      </w:r>
+      <w:r>
+        <w:rPr>
+          <w:sz w:val="28"/>
+          <w:szCs w:val="28"/>
+        </w:rPr>
+        <w:t>: Cơ chế xác thực một chiều, thô sơ và yếu kém. Telnet chỉ yêu cầu Client gửi chuỗi mật khẩu dạng rõ lên Server để so khớp. Ngược lại, Client hoàn toàn không có cách nào để xác thực xem máy chủ mình đang kết nối đến có phải là máy chủ thật hay một máy chủ giả mạo do kẻ tấn công dựng lên (hoàn toàn bất lực trước tấn công Man-In-The-Middle).</w:t>
+      </w:r>
+    </w:p>
+    <w:p>
+      <w:pPr>
+        <w:pStyle w:val="NormalWeb"/>
+        <w:numPr>
+          <w:ilvl w:val="0"/>
+          <w:numId w:val="14"/>
+        </w:numPr>
+        <w:spacing w:line="276" w:lineRule="auto"/>
+        <w:rPr>
+          <w:sz w:val="28"/>
+          <w:szCs w:val="28"/>
+        </w:rPr>
+      </w:pPr>
+      <w:r>
+        <w:rPr>
+          <w:i/>
+          <w:iCs/>
+          <w:sz w:val="28"/>
+          <w:szCs w:val="28"/>
+        </w:rPr>
+        <w:lastRenderedPageBreak/>
+        <w:t>SSH</w:t>
+      </w:r>
+      <w:r>
+        <w:rPr>
+          <w:sz w:val="28"/>
+          <w:szCs w:val="28"/>
+        </w:rPr>
+        <w:t>: Cung cấp cơ chế xác thực hai chiều mạnh mẽ:</w:t>
+      </w:r>
+    </w:p>
+    <w:p>
+      <w:pPr>
+        <w:pStyle w:val="NormalWeb"/>
+        <w:numPr>
+          <w:ilvl w:val="1"/>
+          <w:numId w:val="14"/>
+        </w:numPr>
+        <w:spacing w:line="276" w:lineRule="auto"/>
+        <w:rPr>
+          <w:sz w:val="28"/>
+          <w:szCs w:val="28"/>
+        </w:rPr>
+      </w:pPr>
+      <w:r>
+        <w:rPr>
+          <w:i/>
+          <w:iCs/>
+          <w:sz w:val="28"/>
+          <w:szCs w:val="28"/>
+        </w:rPr>
+        <w:t>Client xác thực Server</w:t>
+      </w:r>
+      <w:r>
+        <w:rPr>
+          <w:sz w:val="28"/>
+          <w:szCs w:val="28"/>
+        </w:rPr>
+        <w:t>: Máy chủ SSH sở hữu một cặp khóa Host Key duy nhất. Trong lần đầu kết nối, Client nhận diện Host Key Fingerprint của Server để lưu vào bộ nhớ cache, ngăn chặn kẻ tấn công dựng máy chủ giả mạo để lừa đánh cắp thông tin.</w:t>
+      </w:r>
+    </w:p>
+    <w:p>
+      <w:pPr>
+        <w:pStyle w:val="NormalWeb"/>
+        <w:numPr>
+          <w:ilvl w:val="1"/>
+          <w:numId w:val="14"/>
+        </w:numPr>
+        <w:spacing w:line="276" w:lineRule="auto"/>
+        <w:rPr>
+          <w:sz w:val="28"/>
+          <w:szCs w:val="28"/>
+        </w:rPr>
+      </w:pPr>
+      <w:r>
+        <w:rPr>
+          <w:i/>
+          <w:iCs/>
+          <w:sz w:val="28"/>
+          <w:szCs w:val="28"/>
+        </w:rPr>
+        <w:t>Server xác thực Client</w:t>
+      </w:r>
+      <w:r>
+        <w:rPr>
+          <w:sz w:val="28"/>
+          <w:szCs w:val="28"/>
+        </w:rPr>
+        <w:t>: Server hỗ trợ nhiều cơ chế xác thực an toàn: Mật khẩu (được truyền qua kênh đã mã hóa), Cặp khóa công khai/bí mật (Private Key không rời máy Client), hoặc Chứng chỉ số.</w:t>
+      </w:r>
+    </w:p>
+    <w:p>
+      <w:pPr>
+        <w:pStyle w:val="ListParagraph"/>
+        <w:tabs>
+          <w:tab w:val="left" w:pos="2017"/>
+          <w:tab w:val="left" w:pos="2019"/>
+        </w:tabs>
+        <w:spacing w:line="276" w:lineRule="auto"/>
+        <w:ind w:left="0" w:right="421" w:firstLine="0"/>
+        <w:rPr>
+          <w:sz w:val="28"/>
+          <w:szCs w:val="28"/>
+        </w:rPr>
+      </w:pPr>
+    </w:p>
+    <w:p>
+      <w:pPr>
+        <w:pStyle w:val="ListParagraph"/>
+        <w:numPr>
+          <w:ilvl w:val="1"/>
+          <w:numId w:val="7"/>
+        </w:numPr>
+        <w:tabs>
+          <w:tab w:val="left" w:pos="2017"/>
+          <w:tab w:val="left" w:pos="2019"/>
+        </w:tabs>
+        <w:spacing w:line="276" w:lineRule="auto"/>
+        <w:ind w:left="0" w:right="424" w:hanging="360"/>
+        <w:jc w:val="both"/>
+        <w:rPr>
+          <w:sz w:val="28"/>
+          <w:szCs w:val="28"/>
+        </w:rPr>
+      </w:pPr>
+      <w:r>
+        <w:rPr>
+          <w:w w:val="105"/>
+          <w:sz w:val="28"/>
+          <w:szCs w:val="28"/>
+        </w:rPr>
+        <w:t>Dựa trên kết quả bắt gói bằng Wireshark, hãy chỉ ra những thông tin nào của phiên Telnet</w:t>
+      </w:r>
+      <w:r>
+        <w:rPr>
+          <w:spacing w:val="-1"/>
+          <w:w w:val="105"/>
+          <w:sz w:val="28"/>
+          <w:szCs w:val="28"/>
+        </w:rPr>
+        <w:t xml:space="preserve"> </w:t>
+      </w:r>
+      <w:r>
+        <w:rPr>
+          <w:w w:val="105"/>
+          <w:sz w:val="28"/>
+          <w:szCs w:val="28"/>
+        </w:rPr>
+        <w:t>có thể bị</w:t>
+      </w:r>
+      <w:r>
+        <w:rPr>
+          <w:spacing w:val="-1"/>
+          <w:w w:val="105"/>
+          <w:sz w:val="28"/>
+          <w:szCs w:val="28"/>
+        </w:rPr>
+        <w:t xml:space="preserve"> </w:t>
+      </w:r>
+      <w:r>
+        <w:rPr>
+          <w:w w:val="105"/>
+          <w:sz w:val="28"/>
+          <w:szCs w:val="28"/>
+        </w:rPr>
+        <w:t>quan sát</w:t>
+      </w:r>
+      <w:r>
+        <w:rPr>
+          <w:spacing w:val="-1"/>
+          <w:w w:val="105"/>
+          <w:sz w:val="28"/>
+          <w:szCs w:val="28"/>
+        </w:rPr>
+        <w:t xml:space="preserve"> </w:t>
+      </w:r>
+      <w:r>
+        <w:rPr>
+          <w:w w:val="105"/>
+          <w:sz w:val="28"/>
+          <w:szCs w:val="28"/>
+        </w:rPr>
+        <w:t>hoặc khôi</w:t>
+      </w:r>
+      <w:r>
+        <w:rPr>
+          <w:spacing w:val="-1"/>
+          <w:w w:val="105"/>
+          <w:sz w:val="28"/>
+          <w:szCs w:val="28"/>
+        </w:rPr>
+        <w:t xml:space="preserve"> </w:t>
+      </w:r>
+      <w:r>
+        <w:rPr>
+          <w:w w:val="105"/>
+          <w:sz w:val="28"/>
+          <w:szCs w:val="28"/>
+        </w:rPr>
+        <w:t>phục.</w:t>
+      </w:r>
+      <w:r>
+        <w:rPr>
+          <w:spacing w:val="-1"/>
+          <w:w w:val="105"/>
+          <w:sz w:val="28"/>
+          <w:szCs w:val="28"/>
+        </w:rPr>
+        <w:t xml:space="preserve"> </w:t>
+      </w:r>
+      <w:r>
+        <w:rPr>
+          <w:w w:val="105"/>
+          <w:sz w:val="28"/>
+          <w:szCs w:val="28"/>
+        </w:rPr>
+        <w:t>So sánh với kết</w:t>
+      </w:r>
+      <w:r>
+        <w:rPr>
+          <w:spacing w:val="-1"/>
+          <w:w w:val="105"/>
+          <w:sz w:val="28"/>
+          <w:szCs w:val="28"/>
+        </w:rPr>
+        <w:t xml:space="preserve"> </w:t>
+      </w:r>
+      <w:r>
+        <w:rPr>
+          <w:w w:val="105"/>
+          <w:sz w:val="28"/>
+          <w:szCs w:val="28"/>
+        </w:rPr>
+        <w:t>quả</w:t>
+      </w:r>
+      <w:r>
+        <w:rPr>
+          <w:spacing w:val="-3"/>
+          <w:w w:val="105"/>
+          <w:sz w:val="28"/>
+          <w:szCs w:val="28"/>
+        </w:rPr>
+        <w:t xml:space="preserve"> </w:t>
+      </w:r>
+      <w:r>
+        <w:rPr>
+          <w:w w:val="105"/>
+          <w:sz w:val="28"/>
+          <w:szCs w:val="28"/>
+        </w:rPr>
+        <w:t>khi</w:t>
+      </w:r>
+      <w:r>
+        <w:rPr>
+          <w:spacing w:val="-3"/>
+          <w:w w:val="105"/>
+          <w:sz w:val="28"/>
+          <w:szCs w:val="28"/>
+        </w:rPr>
+        <w:t xml:space="preserve"> </w:t>
+      </w:r>
+      <w:r>
+        <w:rPr>
+          <w:w w:val="105"/>
+          <w:sz w:val="28"/>
+          <w:szCs w:val="28"/>
+        </w:rPr>
+        <w:t>bắt</w:t>
+      </w:r>
+      <w:r>
+        <w:rPr>
+          <w:spacing w:val="-1"/>
+          <w:w w:val="105"/>
+          <w:sz w:val="28"/>
+          <w:szCs w:val="28"/>
+        </w:rPr>
+        <w:t xml:space="preserve"> </w:t>
+      </w:r>
+      <w:r>
+        <w:rPr>
+          <w:w w:val="105"/>
+          <w:sz w:val="28"/>
+          <w:szCs w:val="28"/>
+        </w:rPr>
+        <w:t>phiên SSH và cung cấp bằng chứng từ chính bài thực hành.</w:t>
+      </w:r>
+    </w:p>
+    <w:p>
+      <w:pPr>
+        <w:pStyle w:val="NormalWeb"/>
+        <w:spacing w:line="276" w:lineRule="auto"/>
+        <w:rPr>
+          <w:sz w:val="28"/>
+          <w:szCs w:val="28"/>
+        </w:rPr>
+      </w:pPr>
+      <w:r>
+        <w:rPr>
+          <w:sz w:val="28"/>
+          <w:szCs w:val="28"/>
+        </w:rPr>
+        <w:t>Thông tin quan sát và khôi phục được từ phiên Telnet: Thông qua tính năng Follow TCP Stream trên Wireshark, toàn bộ luồng truyền thông Telnet (cổng 23) được khôi phục nguyên vẹn 100% bằng văn bản đọc được mà không cần công cụ giải mã nào, bao gồm:</w:t>
+      </w:r>
+    </w:p>
+    <w:p>
+      <w:pPr>
+        <w:pStyle w:val="NormalWeb"/>
+        <w:numPr>
+          <w:ilvl w:val="1"/>
+          <w:numId w:val="16"/>
+        </w:numPr>
+        <w:spacing w:line="276" w:lineRule="auto"/>
+        <w:rPr>
+          <w:sz w:val="28"/>
+          <w:szCs w:val="28"/>
+        </w:rPr>
+      </w:pPr>
+      <w:r>
+        <w:rPr>
+          <w:sz w:val="28"/>
+          <w:szCs w:val="28"/>
+        </w:rPr>
+        <w:t xml:space="preserve">Tên người dùng mục tiêu đăng nhập: </w:t>
+      </w:r>
+      <w:r>
+        <w:rPr>
+          <w:rStyle w:val="HTMLCode"/>
+          <w:rFonts w:ascii="Times New Roman" w:hAnsi="Times New Roman" w:cs="Times New Roman"/>
+          <w:sz w:val="28"/>
+          <w:szCs w:val="28"/>
+        </w:rPr>
+        <w:t>targetuser=kietvo5924</w:t>
+      </w:r>
+      <w:r>
+        <w:rPr>
+          <w:sz w:val="28"/>
+          <w:szCs w:val="28"/>
+        </w:rPr>
+        <w:t xml:space="preserve"> (hoặc </w:t>
+      </w:r>
+      <w:r>
+        <w:rPr>
+          <w:rStyle w:val="HTMLCode"/>
+          <w:rFonts w:ascii="Times New Roman" w:hAnsi="Times New Roman" w:cs="Times New Roman"/>
+          <w:sz w:val="28"/>
+          <w:szCs w:val="28"/>
+        </w:rPr>
+        <w:t>uitlab</w:t>
+      </w:r>
+      <w:r>
+        <w:rPr>
+          <w:sz w:val="28"/>
+          <w:szCs w:val="28"/>
+        </w:rPr>
+        <w:t>).</w:t>
+      </w:r>
+    </w:p>
+    <w:p>
+      <w:pPr>
+        <w:pStyle w:val="NormalWeb"/>
+        <w:numPr>
+          <w:ilvl w:val="1"/>
+          <w:numId w:val="16"/>
+        </w:numPr>
+        <w:spacing w:line="276" w:lineRule="auto"/>
+        <w:rPr>
+          <w:sz w:val="28"/>
+          <w:szCs w:val="28"/>
+        </w:rPr>
+      </w:pPr>
+      <w:r>
+        <w:rPr>
+          <w:sz w:val="28"/>
+          <w:szCs w:val="28"/>
+        </w:rPr>
+        <w:t>Mật khẩu xác thực của tài khoản: Được hiển thị nguyên bản từng ký tự.</w:t>
+      </w:r>
+    </w:p>
+    <w:p>
+      <w:pPr>
+        <w:pStyle w:val="NormalWeb"/>
+        <w:numPr>
+          <w:ilvl w:val="1"/>
+          <w:numId w:val="16"/>
+        </w:numPr>
+        <w:spacing w:line="276" w:lineRule="auto"/>
+        <w:rPr>
+          <w:sz w:val="28"/>
+          <w:szCs w:val="28"/>
+        </w:rPr>
+      </w:pPr>
+      <w:r>
+        <w:rPr>
+          <w:sz w:val="28"/>
+          <w:szCs w:val="28"/>
+        </w:rPr>
+        <w:t xml:space="preserve">Toàn bộ các câu lệnh quản trị viên gõ vào từ bàn phím: </w:t>
+      </w:r>
+      <w:r>
+        <w:rPr>
+          <w:rStyle w:val="HTMLCode"/>
+          <w:rFonts w:ascii="Times New Roman" w:hAnsi="Times New Roman" w:cs="Times New Roman"/>
+          <w:sz w:val="28"/>
+          <w:szCs w:val="28"/>
+        </w:rPr>
+        <w:t>ls</w:t>
+      </w:r>
+      <w:r>
+        <w:rPr>
+          <w:sz w:val="28"/>
+          <w:szCs w:val="28"/>
+        </w:rPr>
+        <w:t xml:space="preserve">, </w:t>
+      </w:r>
+      <w:r>
+        <w:rPr>
+          <w:rStyle w:val="HTMLCode"/>
+          <w:rFonts w:ascii="Times New Roman" w:hAnsi="Times New Roman" w:cs="Times New Roman"/>
+          <w:sz w:val="28"/>
+          <w:szCs w:val="28"/>
+        </w:rPr>
+        <w:t>mkdir telnet_test</w:t>
+      </w:r>
+      <w:r>
+        <w:rPr>
+          <w:sz w:val="28"/>
+          <w:szCs w:val="28"/>
+        </w:rPr>
+        <w:t xml:space="preserve">, </w:t>
+      </w:r>
+      <w:r>
+        <w:rPr>
+          <w:rStyle w:val="HTMLCode"/>
+          <w:rFonts w:ascii="Times New Roman" w:hAnsi="Times New Roman" w:cs="Times New Roman"/>
+          <w:sz w:val="28"/>
+          <w:szCs w:val="28"/>
+        </w:rPr>
+        <w:t>whoami</w:t>
+      </w:r>
+      <w:r>
+        <w:rPr>
+          <w:sz w:val="28"/>
+          <w:szCs w:val="28"/>
+        </w:rPr>
+        <w:t>.</w:t>
+      </w:r>
+    </w:p>
+    <w:p>
+      <w:pPr>
+        <w:pStyle w:val="NormalWeb"/>
+        <w:numPr>
+          <w:ilvl w:val="1"/>
+          <w:numId w:val="16"/>
+        </w:numPr>
+        <w:spacing w:line="276" w:lineRule="auto"/>
+        <w:rPr>
+          <w:sz w:val="28"/>
+          <w:szCs w:val="28"/>
+        </w:rPr>
+      </w:pPr>
+      <w:r>
+        <w:rPr>
+          <w:sz w:val="28"/>
+          <w:szCs w:val="28"/>
+        </w:rPr>
+        <w:t xml:space="preserve">Toàn bộ phản hồi từ hệ điều hành máy chủ: Tên hệ điều hành </w:t>
+      </w:r>
+      <w:r>
+        <w:rPr>
+          <w:rStyle w:val="HTMLCode"/>
+          <w:rFonts w:ascii="Times New Roman" w:hAnsi="Times New Roman" w:cs="Times New Roman"/>
+          <w:sz w:val="28"/>
+          <w:szCs w:val="28"/>
+        </w:rPr>
+        <w:t>Ubuntu</w:t>
+      </w:r>
+      <w:r>
+        <w:rPr>
+          <w:sz w:val="28"/>
+          <w:szCs w:val="28"/>
+        </w:rPr>
+        <w:t xml:space="preserve">, dấu nhắc lệnh </w:t>
+      </w:r>
+      <w:r>
+        <w:rPr>
+          <w:rStyle w:val="HTMLCode"/>
+          <w:rFonts w:ascii="Times New Roman" w:hAnsi="Times New Roman" w:cs="Times New Roman"/>
+          <w:sz w:val="28"/>
+          <w:szCs w:val="28"/>
+        </w:rPr>
+        <w:t>kietvo5924@kietvo:~$</w:t>
+      </w:r>
+      <w:r>
+        <w:rPr>
+          <w:sz w:val="28"/>
+          <w:szCs w:val="28"/>
+        </w:rPr>
+        <w:t>, và danh sách các thư mục, tập tin được tạo trên máy chủ.</w:t>
+      </w:r>
+    </w:p>
+    <w:p>
+      <w:pPr>
+        <w:pStyle w:val="NormalWeb"/>
+        <w:spacing w:line="276" w:lineRule="auto"/>
+        <w:rPr>
+          <w:sz w:val="28"/>
+          <w:szCs w:val="28"/>
+        </w:rPr>
+      </w:pPr>
+      <w:r>
+        <w:rPr>
+          <w:sz w:val="28"/>
+          <w:szCs w:val="28"/>
+        </w:rPr>
+        <w:t xml:space="preserve">So sánh với phiên SSH (cổng 22): Đối với phiên SSH, khi thực hiện </w:t>
+      </w:r>
+      <w:r>
+        <w:rPr>
+          <w:i/>
+          <w:iCs/>
+          <w:sz w:val="28"/>
+          <w:szCs w:val="28"/>
+        </w:rPr>
+        <w:t>Follow TCP Stream</w:t>
+      </w:r>
+      <w:r>
+        <w:rPr>
+          <w:sz w:val="28"/>
+          <w:szCs w:val="28"/>
+        </w:rPr>
+        <w:t>, Wireshark chỉ nhìn thấy:</w:t>
+      </w:r>
+    </w:p>
+    <w:p>
+      <w:pPr>
+        <w:pStyle w:val="NormalWeb"/>
+        <w:numPr>
+          <w:ilvl w:val="1"/>
+          <w:numId w:val="17"/>
+        </w:numPr>
+        <w:spacing w:line="276" w:lineRule="auto"/>
+        <w:rPr>
+          <w:sz w:val="28"/>
+          <w:szCs w:val="28"/>
+        </w:rPr>
+      </w:pPr>
+      <w:r>
+        <w:rPr>
+          <w:sz w:val="28"/>
+          <w:szCs w:val="28"/>
+        </w:rPr>
+        <w:t xml:space="preserve">Gói tin văn bản thô trao đổi phiên bản giao thức ban đầu (Protocol Version Exchange: </w:t>
+      </w:r>
+      <w:r>
+        <w:rPr>
+          <w:rStyle w:val="HTMLCode"/>
+          <w:rFonts w:ascii="Times New Roman" w:hAnsi="Times New Roman" w:cs="Times New Roman"/>
+          <w:sz w:val="28"/>
+          <w:szCs w:val="28"/>
+        </w:rPr>
+        <w:t>SSH-2.0-OpenSSH_9.6p1...</w:t>
+      </w:r>
+      <w:r>
+        <w:rPr>
+          <w:sz w:val="28"/>
+          <w:szCs w:val="28"/>
+        </w:rPr>
+        <w:t xml:space="preserve"> và </w:t>
+      </w:r>
+      <w:r>
+        <w:rPr>
+          <w:rStyle w:val="HTMLCode"/>
+          <w:rFonts w:ascii="Times New Roman" w:hAnsi="Times New Roman" w:cs="Times New Roman"/>
+          <w:sz w:val="28"/>
+          <w:szCs w:val="28"/>
+        </w:rPr>
+        <w:t>SSH-2.0-PuTTY_Release...</w:t>
+      </w:r>
+      <w:r>
+        <w:rPr>
+          <w:sz w:val="28"/>
+          <w:szCs w:val="28"/>
+        </w:rPr>
+        <w:t>).</w:t>
+      </w:r>
+    </w:p>
+    <w:p>
+      <w:pPr>
+        <w:pStyle w:val="NormalWeb"/>
+        <w:numPr>
+          <w:ilvl w:val="1"/>
+          <w:numId w:val="17"/>
+        </w:numPr>
+        <w:spacing w:line="276" w:lineRule="auto"/>
+        <w:rPr>
+          <w:sz w:val="28"/>
+          <w:szCs w:val="28"/>
+        </w:rPr>
+      </w:pPr>
+      <w:r>
+        <w:rPr>
+          <w:sz w:val="28"/>
+          <w:szCs w:val="28"/>
+        </w:rPr>
+        <w:t xml:space="preserve">Toàn bộ các gói tin sau đó (trao đổi khóa, xác thực tài khoản và các thao tác gõ lệnh </w:t>
+      </w:r>
+      <w:r>
+        <w:rPr>
+          <w:rStyle w:val="HTMLCode"/>
+          <w:rFonts w:ascii="Times New Roman" w:hAnsi="Times New Roman" w:cs="Times New Roman"/>
+          <w:sz w:val="28"/>
+          <w:szCs w:val="28"/>
+        </w:rPr>
+        <w:t>ls</w:t>
+      </w:r>
+      <w:r>
+        <w:rPr>
+          <w:sz w:val="28"/>
+          <w:szCs w:val="28"/>
+        </w:rPr>
+        <w:t xml:space="preserve">, </w:t>
+      </w:r>
+      <w:r>
+        <w:rPr>
+          <w:rStyle w:val="HTMLCode"/>
+          <w:rFonts w:ascii="Times New Roman" w:hAnsi="Times New Roman" w:cs="Times New Roman"/>
+          <w:sz w:val="28"/>
+          <w:szCs w:val="28"/>
+        </w:rPr>
+        <w:t>mkdir ssh_secured_dir</w:t>
+      </w:r>
+      <w:r>
+        <w:rPr>
+          <w:sz w:val="28"/>
+          <w:szCs w:val="28"/>
+        </w:rPr>
+        <w:t xml:space="preserve">) đều hiển thị dưới dạng chuỗi byte nhị phân vô nghĩa (Ciphertext / </w:t>
+      </w:r>
+      <w:r>
+        <w:rPr>
+          <w:rStyle w:val="HTMLCode"/>
+          <w:rFonts w:ascii="Times New Roman" w:hAnsi="Times New Roman" w:cs="Times New Roman"/>
+          <w:sz w:val="28"/>
+          <w:szCs w:val="28"/>
+        </w:rPr>
+        <w:t>Encrypted packet</w:t>
+      </w:r>
+      <w:r>
+        <w:rPr>
+          <w:sz w:val="28"/>
+          <w:szCs w:val="28"/>
+        </w:rPr>
+        <w:t>). Không thể trích xuất hay suy đoán bất kỳ ký tự nào của mật khẩu hay câu lệnh đã thực thi.</w:t>
+      </w:r>
+    </w:p>
+    <w:p>
+      <w:pPr>
+        <w:pStyle w:val="NormalWeb"/>
+        <w:spacing w:line="276" w:lineRule="auto"/>
+        <w:rPr>
+          <w:sz w:val="28"/>
+          <w:szCs w:val="28"/>
+        </w:rPr>
+      </w:pPr>
+      <w:r>
+        <w:rPr>
+          <w:sz w:val="28"/>
+          <w:szCs w:val="28"/>
+        </w:rPr>
+        <w:lastRenderedPageBreak/>
+        <w:t>Bằng chứng thực nghiệm từ bài làm:</w:t>
+      </w:r>
+    </w:p>
+    <w:p>
+      <w:pPr>
+        <w:pStyle w:val="NormalWeb"/>
+        <w:spacing w:line="276" w:lineRule="auto"/>
+        <w:jc w:val="center"/>
+        <w:rPr>
+          <w:i/>
+          <w:iCs/>
+          <w:lang w:val="vi-VN"/>
+        </w:rPr>
+      </w:pPr>
+      <w:r>
+        <w:rPr>
+          <w:noProof/>
+          <w:spacing w:val="-2"/>
+          <w:w w:val="90"/>
+          <w:sz w:val="28"/>
+          <w:szCs w:val="28"/>
+          <w:lang w:val="vi-VN"/>
+        </w:rPr>
+        <w:drawing>
+          <wp:inline distT="0" distB="0" distL="0" distR="0" wp14:anchorId="63C1319E" wp14:editId="2A8D655D">
+            <wp:extent cx="5105400" cy="4167490"/>
+            <wp:effectExtent l="0" t="0" r="0" b="5080"/>
+            <wp:docPr id="85" name="Picture 85"/>
+            <wp:cNvGraphicFramePr>
+              <a:graphicFrameLocks xmlns:a="http://schemas.openxmlformats.org/drawingml/2006/main" noChangeAspect="1"/>
+            </wp:cNvGraphicFramePr>
+            <a:graphic xmlns:a="http://schemas.openxmlformats.org/drawingml/2006/main">
+              <a:graphicData uri="http://schemas.openxmlformats.org/drawingml/2006/picture">
+                <pic:pic xmlns:pic="http://schemas.openxmlformats.org/drawingml/2006/picture">
+                  <pic:nvPicPr>
+                    <pic:cNvPr id="1" name=""/>
+                    <pic:cNvPicPr/>
+                  </pic:nvPicPr>
+                  <pic:blipFill>
+                    <a:blip r:embed="rId14"/>
+                    <a:stretch>
+                      <a:fillRect/>
+                    </a:stretch>
+                  </pic:blipFill>
+                  <pic:spPr>
+                    <a:xfrm>
+                      <a:off x="0" y="0"/>
+                      <a:ext cx="5122700" cy="4181612"/>
+                    </a:xfrm>
+                    <a:prstGeom prst="rect">
+                      <a:avLst/>
+                    </a:prstGeom>
+                  </pic:spPr>
+                </pic:pic>
+              </a:graphicData>
+            </a:graphic>
+          </wp:inline>
+        </w:drawing>
+      </w:r>
+    </w:p>
+    <w:p>
+      <w:pPr>
+        <w:pStyle w:val="NormalWeb"/>
+        <w:spacing w:line="276" w:lineRule="auto"/>
+        <w:jc w:val="center"/>
+      </w:pPr>
+      <w:r>
+        <w:rPr>
+          <w:noProof/>
+          <w:spacing w:val="-5"/>
+          <w:w w:val="90"/>
+          <w:sz w:val="28"/>
+          <w:szCs w:val="28"/>
+          <w:lang w:val="vi-VN"/>
+        </w:rPr>
+        <w:drawing>
+          <wp:inline distT="0" distB="0" distL="0" distR="0" wp14:anchorId="34B6D758" wp14:editId="33F7E969">
+            <wp:extent cx="5162550" cy="4343701"/>
+            <wp:effectExtent l="0" t="0" r="0" b="0"/>
+            <wp:docPr id="87" name="Picture 87"/>
             <wp:cNvGraphicFramePr>
               <a:graphicFrameLocks xmlns:a="http://schemas.openxmlformats.org/drawingml/2006/main" noChangeAspect="1"/>
             </wp:cNvGraphicFramePr>
@@ -6645,1127 +7813,6 @@
                   <pic:spPr>
                     <a:xfrm>
                       <a:off x="0" y="0"/>
-                      <a:ext cx="5768975" cy="4179570"/>
-                    </a:xfrm>
-                    <a:prstGeom prst="rect">
-                      <a:avLst/>
-                    </a:prstGeom>
-                  </pic:spPr>
-                </pic:pic>
-              </a:graphicData>
-            </a:graphic>
-          </wp:inline>
-        </w:drawing>
-      </w:r>
-      <w:r>
-        <w:rPr>
-          <w:i/>
-          <w:iCs/>
-        </w:rPr>
-        <w:t xml:space="preserve"> </w:t>
-      </w:r>
-      <w:r>
-        <w:rPr>
-          <w:spacing w:val="-5"/>
-          <w:w w:val="90"/>
-          <w:sz w:val="28"/>
-          <w:szCs w:val="28"/>
-          <w:lang w:val="vi-VN"/>
-        </w:rPr>
-        <w:drawing>
-          <wp:inline distT="0" distB="0" distL="0" distR="0" wp14:anchorId="5747F4E0" wp14:editId="60B79DD4">
-            <wp:extent cx="5768975" cy="3622675"/>
-            <wp:effectExtent l="0" t="0" r="3175" b="0"/>
-            <wp:docPr id="84" name="Picture 84"/>
-            <wp:cNvGraphicFramePr>
-              <a:graphicFrameLocks xmlns:a="http://schemas.openxmlformats.org/drawingml/2006/main" noChangeAspect="1"/>
-            </wp:cNvGraphicFramePr>
-            <a:graphic xmlns:a="http://schemas.openxmlformats.org/drawingml/2006/main">
-              <a:graphicData uri="http://schemas.openxmlformats.org/drawingml/2006/picture">
-                <pic:pic xmlns:pic="http://schemas.openxmlformats.org/drawingml/2006/picture">
-                  <pic:nvPicPr>
-                    <pic:cNvPr id="1" name=""/>
-                    <pic:cNvPicPr/>
-                  </pic:nvPicPr>
-                  <pic:blipFill>
-                    <a:blip r:embed="rId20"/>
-                    <a:stretch>
-                      <a:fillRect/>
-                    </a:stretch>
-                  </pic:blipFill>
-                  <pic:spPr>
-                    <a:xfrm>
-                      <a:off x="0" y="0"/>
-                      <a:ext cx="5768975" cy="3622675"/>
-                    </a:xfrm>
-                    <a:prstGeom prst="rect">
-                      <a:avLst/>
-                    </a:prstGeom>
-                  </pic:spPr>
-                </pic:pic>
-              </a:graphicData>
-            </a:graphic>
-          </wp:inline>
-        </w:drawing>
-      </w:r>
-    </w:p>
-    <w:p>
-      <w:pPr>
-        <w:pStyle w:val="NormalWeb"/>
-        <w:spacing w:line="276" w:lineRule="auto"/>
-        <w:rPr>
-          <w:i/>
-          <w:iCs/>
-          <w:lang w:val="vi-VN"/>
-        </w:rPr>
-      </w:pPr>
-    </w:p>
-    <w:p>
-      <w:pPr>
-        <w:pStyle w:val="NormalWeb"/>
-        <w:spacing w:line="276" w:lineRule="auto"/>
-        <w:rPr>
-          <w:i/>
-          <w:iCs/>
-          <w:lang w:val="vi-VN"/>
-        </w:rPr>
-      </w:pPr>
-    </w:p>
-    <w:p>
-      <w:pPr>
-        <w:pStyle w:val="NormalWeb"/>
-        <w:spacing w:line="276" w:lineRule="auto"/>
-        <w:rPr>
-          <w:lang w:val="vi-VN"/>
-        </w:rPr>
-      </w:pPr>
-    </w:p>
-    <w:p>
-      <w:pPr>
-        <w:pStyle w:val="ListParagraph"/>
-        <w:numPr>
-          <w:ilvl w:val="1"/>
-          <w:numId w:val="7"/>
-        </w:numPr>
-        <w:tabs>
-          <w:tab w:val="left" w:pos="2017"/>
-          <w:tab w:val="left" w:pos="2019"/>
-        </w:tabs>
-        <w:spacing w:line="276" w:lineRule="auto"/>
-        <w:ind w:left="0" w:right="421" w:hanging="360"/>
-        <w:jc w:val="both"/>
-        <w:rPr>
-          <w:sz w:val="28"/>
-          <w:szCs w:val="28"/>
-        </w:rPr>
-      </w:pPr>
-      <w:r>
-        <w:rPr>
-          <w:w w:val="105"/>
-          <w:sz w:val="28"/>
-          <w:szCs w:val="28"/>
-        </w:rPr>
-        <w:lastRenderedPageBreak/>
-        <w:t>Phân tích sự khác biệt giữa Telnet</w:t>
-      </w:r>
-      <w:r>
-        <w:rPr>
-          <w:spacing w:val="-1"/>
-          <w:w w:val="105"/>
-          <w:sz w:val="28"/>
-          <w:szCs w:val="28"/>
-        </w:rPr>
-        <w:t xml:space="preserve"> </w:t>
-      </w:r>
-      <w:r>
-        <w:rPr>
-          <w:w w:val="105"/>
-          <w:sz w:val="28"/>
-          <w:szCs w:val="28"/>
-        </w:rPr>
-        <w:t xml:space="preserve">và SSH dưới góc độ bảo mật, tập trung vào ba thuộc tính: tính bí mật (Confidentiality), tính toàn vẹn (Integrity) và xác thực </w:t>
-      </w:r>
-      <w:r>
-        <w:rPr>
-          <w:spacing w:val="-2"/>
-          <w:w w:val="105"/>
-          <w:sz w:val="28"/>
-          <w:szCs w:val="28"/>
-        </w:rPr>
-        <w:t>(Authentication).</w:t>
-      </w:r>
-    </w:p>
-    <w:p>
-      <w:pPr>
-        <w:pStyle w:val="NormalWeb"/>
-        <w:spacing w:line="276" w:lineRule="auto"/>
-        <w:ind w:left="360"/>
-        <w:rPr>
-          <w:sz w:val="28"/>
-          <w:szCs w:val="28"/>
-        </w:rPr>
-      </w:pPr>
-      <w:r>
-        <w:rPr>
-          <w:sz w:val="28"/>
-          <w:szCs w:val="28"/>
-        </w:rPr>
-        <w:t>Tính bí mật (Confidentiality):</w:t>
-      </w:r>
-    </w:p>
-    <w:p>
-      <w:pPr>
-        <w:pStyle w:val="NormalWeb"/>
-        <w:numPr>
-          <w:ilvl w:val="0"/>
-          <w:numId w:val="12"/>
-        </w:numPr>
-        <w:spacing w:line="276" w:lineRule="auto"/>
-        <w:rPr>
-          <w:sz w:val="28"/>
-          <w:szCs w:val="28"/>
-        </w:rPr>
-      </w:pPr>
-      <w:r>
-        <w:rPr>
-          <w:i/>
-          <w:iCs/>
-          <w:sz w:val="28"/>
-          <w:szCs w:val="28"/>
-        </w:rPr>
-        <w:t>Telnet</w:t>
-      </w:r>
-      <w:r>
-        <w:rPr>
-          <w:sz w:val="28"/>
-          <w:szCs w:val="28"/>
-        </w:rPr>
-        <w:t>: Hoàn toàn bằng 0. Giao thức truyền dữ liệu dưới dạng các ký tự ASCII rõ ràng qua kênh TCP. Bất kỳ kẻ tấn công nào sử dụng công cụ bắt gói (Wireshark) trên cùng đường truyền mạng đều có thể đọc được 100% nội dung gói tin, bao gồm cả tài khoản, mật khẩu xác thực và dữ liệu phiên làm việc.</w:t>
-      </w:r>
-    </w:p>
-    <w:p>
-      <w:pPr>
-        <w:pStyle w:val="NormalWeb"/>
-        <w:numPr>
-          <w:ilvl w:val="0"/>
-          <w:numId w:val="12"/>
-        </w:numPr>
-        <w:spacing w:line="276" w:lineRule="auto"/>
-        <w:rPr>
-          <w:sz w:val="28"/>
-          <w:szCs w:val="28"/>
-        </w:rPr>
-      </w:pPr>
-      <w:r>
-        <w:rPr>
-          <w:i/>
-          <w:iCs/>
-          <w:sz w:val="28"/>
-          <w:szCs w:val="28"/>
-        </w:rPr>
-        <w:t>SSH</w:t>
-      </w:r>
-      <w:r>
-        <w:rPr>
-          <w:sz w:val="28"/>
-          <w:szCs w:val="28"/>
-        </w:rPr>
-        <w:t>: Đạt mức độ bảo mật tuyệt đối. Ngay sau khi bắt tay thiết lập phiên, hai bên sử dụng thuật toán trao đổi khóa Diffie-Hellman (hoặc ECDH) để tạo ra khóa phiên dùng chung mà không truyền khóa qua mạng. Toàn bộ dữ liệu sau đó được mã hóa bằng thuật toán đối xứng mạnh (AES-256-GCM, ChaCha20-Poly1305). Kẻ tấn công bắt gói chỉ thấy các chuỗi dữ liệu ngẫu nhiên (Ciphertext) không thể giải mã.</w:t>
-      </w:r>
-    </w:p>
-    <w:p>
-      <w:pPr>
-        <w:pStyle w:val="NormalWeb"/>
-        <w:spacing w:line="276" w:lineRule="auto"/>
-        <w:ind w:left="360"/>
-        <w:rPr>
-          <w:sz w:val="28"/>
-          <w:szCs w:val="28"/>
-        </w:rPr>
-      </w:pPr>
-      <w:r>
-        <w:rPr>
-          <w:sz w:val="28"/>
-          <w:szCs w:val="28"/>
-        </w:rPr>
-        <w:t>Tính toàn vẹn (Integrity):</w:t>
-      </w:r>
-    </w:p>
-    <w:p>
-      <w:pPr>
-        <w:pStyle w:val="NormalWeb"/>
-        <w:numPr>
-          <w:ilvl w:val="0"/>
-          <w:numId w:val="13"/>
-        </w:numPr>
-        <w:spacing w:line="276" w:lineRule="auto"/>
-        <w:rPr>
-          <w:sz w:val="28"/>
-          <w:szCs w:val="28"/>
-        </w:rPr>
-      </w:pPr>
-      <w:r>
-        <w:rPr>
-          <w:i/>
-          <w:iCs/>
-          <w:sz w:val="28"/>
-          <w:szCs w:val="28"/>
-        </w:rPr>
-        <w:t>Telnet</w:t>
-      </w:r>
-      <w:r>
-        <w:rPr>
-          <w:sz w:val="28"/>
-          <w:szCs w:val="28"/>
-        </w:rPr>
-        <w:t>: Chỉ dựa vào trường Checksum 16-bit ở tiêu đề TCP. Cơ chế này được thiết kế thuần túy để phát hiện lỗi ngẫu nhiên do suy hao đường truyền vật lý, hoàn toàn không có khả năng chống lại kẻ tấn công chủ đích sửa đổi dữ liệu (Packet Injection / Tampering). Kẻ tấn công có thể giả mạo gói tin và tính toán lại TCP Checksum hợp lệ một cách dễ dàng.</w:t>
-      </w:r>
-    </w:p>
-    <w:p>
-      <w:pPr>
-        <w:pStyle w:val="NormalWeb"/>
-        <w:numPr>
-          <w:ilvl w:val="0"/>
-          <w:numId w:val="13"/>
-        </w:numPr>
-        <w:spacing w:line="276" w:lineRule="auto"/>
-        <w:rPr>
-          <w:sz w:val="28"/>
-          <w:szCs w:val="28"/>
-        </w:rPr>
-      </w:pPr>
-      <w:r>
-        <w:rPr>
-          <w:i/>
-          <w:iCs/>
-          <w:sz w:val="28"/>
-          <w:szCs w:val="28"/>
-        </w:rPr>
-        <w:t>SSH</w:t>
-      </w:r>
-      <w:r>
-        <w:rPr>
-          <w:sz w:val="28"/>
-          <w:szCs w:val="28"/>
-        </w:rPr>
-        <w:t>: Sử dụng mã xác thực thông điệp bằng mật mã học (HMAC - Hash-based Message Authentication Code) hoặc các chế độ mã hóa xác thực tích hợp (AEAD như AES-GCM). Mỗi gói tin gửi đi đều đi kèm một thẻ xác thực toàn vẹn được tạo bởi khóa bí mật của phiên. Nếu kẻ tấn công thay đổi dù chỉ 1 bit trên đường truyền, quá trình kiểm tra HMAC tại bên nhận sẽ thất bại và phiên kết nối sẽ bị hủy ngay lập tức để ngăn chặn rủi ro can thiệp dữ liệu.</w:t>
-      </w:r>
-    </w:p>
-    <w:p>
-      <w:pPr>
-        <w:pStyle w:val="NormalWeb"/>
-        <w:spacing w:line="276" w:lineRule="auto"/>
-        <w:ind w:left="360"/>
-        <w:rPr>
-          <w:sz w:val="28"/>
-          <w:szCs w:val="28"/>
-        </w:rPr>
-      </w:pPr>
-      <w:r>
-        <w:rPr>
-          <w:sz w:val="28"/>
-          <w:szCs w:val="28"/>
-        </w:rPr>
-        <w:t>Xác thực (Authentication):</w:t>
-      </w:r>
-    </w:p>
-    <w:p>
-      <w:pPr>
-        <w:pStyle w:val="NormalWeb"/>
-        <w:numPr>
-          <w:ilvl w:val="0"/>
-          <w:numId w:val="14"/>
-        </w:numPr>
-        <w:spacing w:line="276" w:lineRule="auto"/>
-        <w:rPr>
-          <w:sz w:val="28"/>
-          <w:szCs w:val="28"/>
-        </w:rPr>
-      </w:pPr>
-      <w:r>
-        <w:rPr>
-          <w:i/>
-          <w:iCs/>
-          <w:sz w:val="28"/>
-          <w:szCs w:val="28"/>
-        </w:rPr>
-        <w:t>Telnet</w:t>
-      </w:r>
-      <w:r>
-        <w:rPr>
-          <w:sz w:val="28"/>
-          <w:szCs w:val="28"/>
-        </w:rPr>
-        <w:t>: Cơ chế xác thực một chiều, thô sơ và yếu kém. Telnet chỉ yêu cầu Client gửi chuỗi mật khẩu dạng rõ lên Server để so khớp. Ngược lại, Client hoàn toàn không có cách nào để xác thực xem máy chủ mình đang kết nối đến có phải là máy chủ thật hay một máy chủ giả mạo do kẻ tấn công dựng lên (hoàn toàn bất lực trước tấn công Man-In-The-Middle).</w:t>
-      </w:r>
-    </w:p>
-    <w:p>
-      <w:pPr>
-        <w:pStyle w:val="NormalWeb"/>
-        <w:numPr>
-          <w:ilvl w:val="0"/>
-          <w:numId w:val="14"/>
-        </w:numPr>
-        <w:spacing w:line="276" w:lineRule="auto"/>
-        <w:rPr>
-          <w:sz w:val="28"/>
-          <w:szCs w:val="28"/>
-        </w:rPr>
-      </w:pPr>
-      <w:r>
-        <w:rPr>
-          <w:i/>
-          <w:iCs/>
-          <w:sz w:val="28"/>
-          <w:szCs w:val="28"/>
-        </w:rPr>
-        <w:lastRenderedPageBreak/>
-        <w:t>SSH</w:t>
-      </w:r>
-      <w:r>
-        <w:rPr>
-          <w:sz w:val="28"/>
-          <w:szCs w:val="28"/>
-        </w:rPr>
-        <w:t>: Cung cấp cơ chế xác thực hai chiều mạnh mẽ:</w:t>
-      </w:r>
-    </w:p>
-    <w:p>
-      <w:pPr>
-        <w:pStyle w:val="NormalWeb"/>
-        <w:numPr>
-          <w:ilvl w:val="1"/>
-          <w:numId w:val="14"/>
-        </w:numPr>
-        <w:spacing w:line="276" w:lineRule="auto"/>
-        <w:rPr>
-          <w:sz w:val="28"/>
-          <w:szCs w:val="28"/>
-        </w:rPr>
-      </w:pPr>
-      <w:r>
-        <w:rPr>
-          <w:i/>
-          <w:iCs/>
-          <w:sz w:val="28"/>
-          <w:szCs w:val="28"/>
-        </w:rPr>
-        <w:t>Client xác thực Server</w:t>
-      </w:r>
-      <w:r>
-        <w:rPr>
-          <w:sz w:val="28"/>
-          <w:szCs w:val="28"/>
-        </w:rPr>
-        <w:t>: Máy chủ SSH sở hữu một cặp khóa Host Key duy nhất. Trong lần đầu kết nối, Client nhận diện Host Key Fingerprint của Server để lưu vào bộ nhớ cache, ngăn chặn kẻ tấn công dựng máy chủ giả mạo để lừa đánh cắp thông tin.</w:t>
-      </w:r>
-    </w:p>
-    <w:p>
-      <w:pPr>
-        <w:pStyle w:val="NormalWeb"/>
-        <w:numPr>
-          <w:ilvl w:val="1"/>
-          <w:numId w:val="14"/>
-        </w:numPr>
-        <w:spacing w:line="276" w:lineRule="auto"/>
-        <w:rPr>
-          <w:sz w:val="28"/>
-          <w:szCs w:val="28"/>
-        </w:rPr>
-      </w:pPr>
-      <w:r>
-        <w:rPr>
-          <w:i/>
-          <w:iCs/>
-          <w:sz w:val="28"/>
-          <w:szCs w:val="28"/>
-        </w:rPr>
-        <w:t>Server xác thực Client</w:t>
-      </w:r>
-      <w:r>
-        <w:rPr>
-          <w:sz w:val="28"/>
-          <w:szCs w:val="28"/>
-        </w:rPr>
-        <w:t>: Server hỗ trợ nhiều cơ chế xác thực an toàn: Mật khẩu (được truyền qua kênh đã mã hóa), Cặp khóa công khai/bí mật (Private Key không rời máy Client), hoặc Chứng chỉ số.</w:t>
-      </w:r>
-    </w:p>
-    <w:p>
-      <w:pPr>
-        <w:pStyle w:val="ListParagraph"/>
-        <w:tabs>
-          <w:tab w:val="left" w:pos="2017"/>
-          <w:tab w:val="left" w:pos="2019"/>
-        </w:tabs>
-        <w:spacing w:line="276" w:lineRule="auto"/>
-        <w:ind w:left="0" w:right="421" w:firstLine="0"/>
-        <w:rPr>
-          <w:sz w:val="28"/>
-          <w:szCs w:val="28"/>
-        </w:rPr>
-      </w:pPr>
-    </w:p>
-    <w:p>
-      <w:pPr>
-        <w:pStyle w:val="ListParagraph"/>
-        <w:numPr>
-          <w:ilvl w:val="1"/>
-          <w:numId w:val="7"/>
-        </w:numPr>
-        <w:tabs>
-          <w:tab w:val="left" w:pos="2017"/>
-          <w:tab w:val="left" w:pos="2019"/>
-        </w:tabs>
-        <w:spacing w:line="276" w:lineRule="auto"/>
-        <w:ind w:left="0" w:right="424" w:hanging="360"/>
-        <w:jc w:val="both"/>
-        <w:rPr>
-          <w:sz w:val="28"/>
-          <w:szCs w:val="28"/>
-        </w:rPr>
-      </w:pPr>
-      <w:r>
-        <w:rPr>
-          <w:w w:val="105"/>
-          <w:sz w:val="28"/>
-          <w:szCs w:val="28"/>
-        </w:rPr>
-        <w:t>Dựa trên kết quả bắt gói bằng Wireshark, hãy chỉ ra những thông tin nào của phiên Telnet</w:t>
-      </w:r>
-      <w:r>
-        <w:rPr>
-          <w:spacing w:val="-1"/>
-          <w:w w:val="105"/>
-          <w:sz w:val="28"/>
-          <w:szCs w:val="28"/>
-        </w:rPr>
-        <w:t xml:space="preserve"> </w:t>
-      </w:r>
-      <w:r>
-        <w:rPr>
-          <w:w w:val="105"/>
-          <w:sz w:val="28"/>
-          <w:szCs w:val="28"/>
-        </w:rPr>
-        <w:t>có thể bị</w:t>
-      </w:r>
-      <w:r>
-        <w:rPr>
-          <w:spacing w:val="-1"/>
-          <w:w w:val="105"/>
-          <w:sz w:val="28"/>
-          <w:szCs w:val="28"/>
-        </w:rPr>
-        <w:t xml:space="preserve"> </w:t>
-      </w:r>
-      <w:r>
-        <w:rPr>
-          <w:w w:val="105"/>
-          <w:sz w:val="28"/>
-          <w:szCs w:val="28"/>
-        </w:rPr>
-        <w:t>quan sát</w:t>
-      </w:r>
-      <w:r>
-        <w:rPr>
-          <w:spacing w:val="-1"/>
-          <w:w w:val="105"/>
-          <w:sz w:val="28"/>
-          <w:szCs w:val="28"/>
-        </w:rPr>
-        <w:t xml:space="preserve"> </w:t>
-      </w:r>
-      <w:r>
-        <w:rPr>
-          <w:w w:val="105"/>
-          <w:sz w:val="28"/>
-          <w:szCs w:val="28"/>
-        </w:rPr>
-        <w:t>hoặc khôi</w:t>
-      </w:r>
-      <w:r>
-        <w:rPr>
-          <w:spacing w:val="-1"/>
-          <w:w w:val="105"/>
-          <w:sz w:val="28"/>
-          <w:szCs w:val="28"/>
-        </w:rPr>
-        <w:t xml:space="preserve"> </w:t>
-      </w:r>
-      <w:r>
-        <w:rPr>
-          <w:w w:val="105"/>
-          <w:sz w:val="28"/>
-          <w:szCs w:val="28"/>
-        </w:rPr>
-        <w:t>phục.</w:t>
-      </w:r>
-      <w:r>
-        <w:rPr>
-          <w:spacing w:val="-1"/>
-          <w:w w:val="105"/>
-          <w:sz w:val="28"/>
-          <w:szCs w:val="28"/>
-        </w:rPr>
-        <w:t xml:space="preserve"> </w:t>
-      </w:r>
-      <w:r>
-        <w:rPr>
-          <w:w w:val="105"/>
-          <w:sz w:val="28"/>
-          <w:szCs w:val="28"/>
-        </w:rPr>
-        <w:t>So sánh với kết</w:t>
-      </w:r>
-      <w:r>
-        <w:rPr>
-          <w:spacing w:val="-1"/>
-          <w:w w:val="105"/>
-          <w:sz w:val="28"/>
-          <w:szCs w:val="28"/>
-        </w:rPr>
-        <w:t xml:space="preserve"> </w:t>
-      </w:r>
-      <w:r>
-        <w:rPr>
-          <w:w w:val="105"/>
-          <w:sz w:val="28"/>
-          <w:szCs w:val="28"/>
-        </w:rPr>
-        <w:t>quả</w:t>
-      </w:r>
-      <w:r>
-        <w:rPr>
-          <w:spacing w:val="-3"/>
-          <w:w w:val="105"/>
-          <w:sz w:val="28"/>
-          <w:szCs w:val="28"/>
-        </w:rPr>
-        <w:t xml:space="preserve"> </w:t>
-      </w:r>
-      <w:r>
-        <w:rPr>
-          <w:w w:val="105"/>
-          <w:sz w:val="28"/>
-          <w:szCs w:val="28"/>
-        </w:rPr>
-        <w:t>khi</w:t>
-      </w:r>
-      <w:r>
-        <w:rPr>
-          <w:spacing w:val="-3"/>
-          <w:w w:val="105"/>
-          <w:sz w:val="28"/>
-          <w:szCs w:val="28"/>
-        </w:rPr>
-        <w:t xml:space="preserve"> </w:t>
-      </w:r>
-      <w:r>
-        <w:rPr>
-          <w:w w:val="105"/>
-          <w:sz w:val="28"/>
-          <w:szCs w:val="28"/>
-        </w:rPr>
-        <w:t>bắt</w:t>
-      </w:r>
-      <w:r>
-        <w:rPr>
-          <w:spacing w:val="-1"/>
-          <w:w w:val="105"/>
-          <w:sz w:val="28"/>
-          <w:szCs w:val="28"/>
-        </w:rPr>
-        <w:t xml:space="preserve"> </w:t>
-      </w:r>
-      <w:r>
-        <w:rPr>
-          <w:w w:val="105"/>
-          <w:sz w:val="28"/>
-          <w:szCs w:val="28"/>
-        </w:rPr>
-        <w:t>phiên SSH và cung cấp bằng chứng từ chính bài thực hành.</w:t>
-      </w:r>
-    </w:p>
-    <w:p>
-      <w:pPr>
-        <w:pStyle w:val="NormalWeb"/>
-        <w:spacing w:line="276" w:lineRule="auto"/>
-        <w:rPr>
-          <w:sz w:val="28"/>
-          <w:szCs w:val="28"/>
-        </w:rPr>
-      </w:pPr>
-      <w:r>
-        <w:rPr>
-          <w:sz w:val="28"/>
-          <w:szCs w:val="28"/>
-        </w:rPr>
-        <w:t>Thông tin quan sát và khôi phục được từ phiên Telnet: Thông qua tính năng Follow TCP Stream trên Wireshark, toàn bộ luồng truyền thông Telnet (cổng 23) được khôi phục nguyên vẹn 100% bằng văn bản đọc được mà không cần công cụ giải mã nào, bao gồm:</w:t>
-      </w:r>
-    </w:p>
-    <w:p>
-      <w:pPr>
-        <w:pStyle w:val="NormalWeb"/>
-        <w:numPr>
-          <w:ilvl w:val="1"/>
-          <w:numId w:val="16"/>
-        </w:numPr>
-        <w:spacing w:line="276" w:lineRule="auto"/>
-        <w:rPr>
-          <w:sz w:val="28"/>
-          <w:szCs w:val="28"/>
-        </w:rPr>
-      </w:pPr>
-      <w:r>
-        <w:rPr>
-          <w:sz w:val="28"/>
-          <w:szCs w:val="28"/>
-        </w:rPr>
-        <w:t xml:space="preserve">Tên người dùng mục tiêu đăng nhập: </w:t>
-      </w:r>
-      <w:r>
-        <w:rPr>
-          <w:rStyle w:val="HTMLCode"/>
-          <w:rFonts w:ascii="Times New Roman" w:hAnsi="Times New Roman" w:cs="Times New Roman"/>
-          <w:sz w:val="28"/>
-          <w:szCs w:val="28"/>
-        </w:rPr>
-        <w:t>targetuser=kietvo5924</w:t>
-      </w:r>
-      <w:r>
-        <w:rPr>
-          <w:sz w:val="28"/>
-          <w:szCs w:val="28"/>
-        </w:rPr>
-        <w:t xml:space="preserve"> (hoặc </w:t>
-      </w:r>
-      <w:r>
-        <w:rPr>
-          <w:rStyle w:val="HTMLCode"/>
-          <w:rFonts w:ascii="Times New Roman" w:hAnsi="Times New Roman" w:cs="Times New Roman"/>
-          <w:sz w:val="28"/>
-          <w:szCs w:val="28"/>
-        </w:rPr>
-        <w:t>uitlab</w:t>
-      </w:r>
-      <w:r>
-        <w:rPr>
-          <w:sz w:val="28"/>
-          <w:szCs w:val="28"/>
-        </w:rPr>
-        <w:t>).</w:t>
-      </w:r>
-    </w:p>
-    <w:p>
-      <w:pPr>
-        <w:pStyle w:val="NormalWeb"/>
-        <w:numPr>
-          <w:ilvl w:val="1"/>
-          <w:numId w:val="16"/>
-        </w:numPr>
-        <w:spacing w:line="276" w:lineRule="auto"/>
-        <w:rPr>
-          <w:sz w:val="28"/>
-          <w:szCs w:val="28"/>
-        </w:rPr>
-      </w:pPr>
-      <w:r>
-        <w:rPr>
-          <w:sz w:val="28"/>
-          <w:szCs w:val="28"/>
-        </w:rPr>
-        <w:t>Mật khẩu xác thực của tài khoản: Được hiển thị nguyên bản từng ký tự.</w:t>
-      </w:r>
-    </w:p>
-    <w:p>
-      <w:pPr>
-        <w:pStyle w:val="NormalWeb"/>
-        <w:numPr>
-          <w:ilvl w:val="1"/>
-          <w:numId w:val="16"/>
-        </w:numPr>
-        <w:spacing w:line="276" w:lineRule="auto"/>
-        <w:rPr>
-          <w:sz w:val="28"/>
-          <w:szCs w:val="28"/>
-        </w:rPr>
-      </w:pPr>
-      <w:r>
-        <w:rPr>
-          <w:sz w:val="28"/>
-          <w:szCs w:val="28"/>
-        </w:rPr>
-        <w:t xml:space="preserve">Toàn bộ các câu lệnh quản trị viên gõ vào từ bàn phím: </w:t>
-      </w:r>
-      <w:r>
-        <w:rPr>
-          <w:rStyle w:val="HTMLCode"/>
-          <w:rFonts w:ascii="Times New Roman" w:hAnsi="Times New Roman" w:cs="Times New Roman"/>
-          <w:sz w:val="28"/>
-          <w:szCs w:val="28"/>
-        </w:rPr>
-        <w:t>ls</w:t>
-      </w:r>
-      <w:r>
-        <w:rPr>
-          <w:sz w:val="28"/>
-          <w:szCs w:val="28"/>
-        </w:rPr>
-        <w:t xml:space="preserve">, </w:t>
-      </w:r>
-      <w:r>
-        <w:rPr>
-          <w:rStyle w:val="HTMLCode"/>
-          <w:rFonts w:ascii="Times New Roman" w:hAnsi="Times New Roman" w:cs="Times New Roman"/>
-          <w:sz w:val="28"/>
-          <w:szCs w:val="28"/>
-        </w:rPr>
-        <w:t>mkdir telnet_test</w:t>
-      </w:r>
-      <w:r>
-        <w:rPr>
-          <w:sz w:val="28"/>
-          <w:szCs w:val="28"/>
-        </w:rPr>
-        <w:t xml:space="preserve">, </w:t>
-      </w:r>
-      <w:r>
-        <w:rPr>
-          <w:rStyle w:val="HTMLCode"/>
-          <w:rFonts w:ascii="Times New Roman" w:hAnsi="Times New Roman" w:cs="Times New Roman"/>
-          <w:sz w:val="28"/>
-          <w:szCs w:val="28"/>
-        </w:rPr>
-        <w:t>whoami</w:t>
-      </w:r>
-      <w:r>
-        <w:rPr>
-          <w:sz w:val="28"/>
-          <w:szCs w:val="28"/>
-        </w:rPr>
-        <w:t>.</w:t>
-      </w:r>
-    </w:p>
-    <w:p>
-      <w:pPr>
-        <w:pStyle w:val="NormalWeb"/>
-        <w:numPr>
-          <w:ilvl w:val="1"/>
-          <w:numId w:val="16"/>
-        </w:numPr>
-        <w:spacing w:line="276" w:lineRule="auto"/>
-        <w:rPr>
-          <w:sz w:val="28"/>
-          <w:szCs w:val="28"/>
-        </w:rPr>
-      </w:pPr>
-      <w:r>
-        <w:rPr>
-          <w:sz w:val="28"/>
-          <w:szCs w:val="28"/>
-        </w:rPr>
-        <w:t xml:space="preserve">Toàn bộ phản hồi từ hệ điều hành máy chủ: Tên hệ điều hành </w:t>
-      </w:r>
-      <w:r>
-        <w:rPr>
-          <w:rStyle w:val="HTMLCode"/>
-          <w:rFonts w:ascii="Times New Roman" w:hAnsi="Times New Roman" w:cs="Times New Roman"/>
-          <w:sz w:val="28"/>
-          <w:szCs w:val="28"/>
-        </w:rPr>
-        <w:t>Ubuntu</w:t>
-      </w:r>
-      <w:r>
-        <w:rPr>
-          <w:sz w:val="28"/>
-          <w:szCs w:val="28"/>
-        </w:rPr>
-        <w:t xml:space="preserve">, dấu nhắc lệnh </w:t>
-      </w:r>
-      <w:r>
-        <w:rPr>
-          <w:rStyle w:val="HTMLCode"/>
-          <w:rFonts w:ascii="Times New Roman" w:hAnsi="Times New Roman" w:cs="Times New Roman"/>
-          <w:sz w:val="28"/>
-          <w:szCs w:val="28"/>
-        </w:rPr>
-        <w:t>kietvo5924@kietvo:~$</w:t>
-      </w:r>
-      <w:r>
-        <w:rPr>
-          <w:sz w:val="28"/>
-          <w:szCs w:val="28"/>
-        </w:rPr>
-        <w:t>, và danh sách các thư mục, tập tin được tạo trên máy chủ.</w:t>
-      </w:r>
-    </w:p>
-    <w:p>
-      <w:pPr>
-        <w:pStyle w:val="NormalWeb"/>
-        <w:spacing w:line="276" w:lineRule="auto"/>
-        <w:rPr>
-          <w:sz w:val="28"/>
-          <w:szCs w:val="28"/>
-        </w:rPr>
-      </w:pPr>
-      <w:r>
-        <w:rPr>
-          <w:sz w:val="28"/>
-          <w:szCs w:val="28"/>
-        </w:rPr>
-        <w:t xml:space="preserve">So sánh với phiên SSH (cổng 22): Đối với phiên SSH, khi thực hiện </w:t>
-      </w:r>
-      <w:r>
-        <w:rPr>
-          <w:i/>
-          <w:iCs/>
-          <w:sz w:val="28"/>
-          <w:szCs w:val="28"/>
-        </w:rPr>
-        <w:t>Follow TCP Stream</w:t>
-      </w:r>
-      <w:r>
-        <w:rPr>
-          <w:sz w:val="28"/>
-          <w:szCs w:val="28"/>
-        </w:rPr>
-        <w:t>, Wireshark chỉ nhìn thấy:</w:t>
-      </w:r>
-    </w:p>
-    <w:p>
-      <w:pPr>
-        <w:pStyle w:val="NormalWeb"/>
-        <w:numPr>
-          <w:ilvl w:val="1"/>
-          <w:numId w:val="17"/>
-        </w:numPr>
-        <w:spacing w:line="276" w:lineRule="auto"/>
-        <w:rPr>
-          <w:sz w:val="28"/>
-          <w:szCs w:val="28"/>
-        </w:rPr>
-      </w:pPr>
-      <w:r>
-        <w:rPr>
-          <w:sz w:val="28"/>
-          <w:szCs w:val="28"/>
-        </w:rPr>
-        <w:t xml:space="preserve">Gói tin văn bản thô trao đổi phiên bản giao thức ban đầu (Protocol Version Exchange: </w:t>
-      </w:r>
-      <w:r>
-        <w:rPr>
-          <w:rStyle w:val="HTMLCode"/>
-          <w:rFonts w:ascii="Times New Roman" w:hAnsi="Times New Roman" w:cs="Times New Roman"/>
-          <w:sz w:val="28"/>
-          <w:szCs w:val="28"/>
-        </w:rPr>
-        <w:t>SSH-2.0-OpenSSH_9.6p1...</w:t>
-      </w:r>
-      <w:r>
-        <w:rPr>
-          <w:sz w:val="28"/>
-          <w:szCs w:val="28"/>
-        </w:rPr>
-        <w:t xml:space="preserve"> và </w:t>
-      </w:r>
-      <w:r>
-        <w:rPr>
-          <w:rStyle w:val="HTMLCode"/>
-          <w:rFonts w:ascii="Times New Roman" w:hAnsi="Times New Roman" w:cs="Times New Roman"/>
-          <w:sz w:val="28"/>
-          <w:szCs w:val="28"/>
-        </w:rPr>
-        <w:t>SSH-2.0-PuTTY_Release...</w:t>
-      </w:r>
-      <w:r>
-        <w:rPr>
-          <w:sz w:val="28"/>
-          <w:szCs w:val="28"/>
-        </w:rPr>
-        <w:t>).</w:t>
-      </w:r>
-    </w:p>
-    <w:p>
-      <w:pPr>
-        <w:pStyle w:val="NormalWeb"/>
-        <w:numPr>
-          <w:ilvl w:val="1"/>
-          <w:numId w:val="17"/>
-        </w:numPr>
-        <w:spacing w:line="276" w:lineRule="auto"/>
-        <w:rPr>
-          <w:sz w:val="28"/>
-          <w:szCs w:val="28"/>
-        </w:rPr>
-      </w:pPr>
-      <w:r>
-        <w:rPr>
-          <w:sz w:val="28"/>
-          <w:szCs w:val="28"/>
-        </w:rPr>
-        <w:t xml:space="preserve">Toàn bộ các gói tin sau đó (trao đổi khóa, xác thực tài khoản và các thao tác gõ lệnh </w:t>
-      </w:r>
-      <w:r>
-        <w:rPr>
-          <w:rStyle w:val="HTMLCode"/>
-          <w:rFonts w:ascii="Times New Roman" w:hAnsi="Times New Roman" w:cs="Times New Roman"/>
-          <w:sz w:val="28"/>
-          <w:szCs w:val="28"/>
-        </w:rPr>
-        <w:t>ls</w:t>
-      </w:r>
-      <w:r>
-        <w:rPr>
-          <w:sz w:val="28"/>
-          <w:szCs w:val="28"/>
-        </w:rPr>
-        <w:t xml:space="preserve">, </w:t>
-      </w:r>
-      <w:r>
-        <w:rPr>
-          <w:rStyle w:val="HTMLCode"/>
-          <w:rFonts w:ascii="Times New Roman" w:hAnsi="Times New Roman" w:cs="Times New Roman"/>
-          <w:sz w:val="28"/>
-          <w:szCs w:val="28"/>
-        </w:rPr>
-        <w:t>mkdir ssh_secured_dir</w:t>
-      </w:r>
-      <w:r>
-        <w:rPr>
-          <w:sz w:val="28"/>
-          <w:szCs w:val="28"/>
-        </w:rPr>
-        <w:t xml:space="preserve">) đều hiển thị dưới dạng chuỗi byte nhị phân vô nghĩa (Ciphertext / </w:t>
-      </w:r>
-      <w:r>
-        <w:rPr>
-          <w:rStyle w:val="HTMLCode"/>
-          <w:rFonts w:ascii="Times New Roman" w:hAnsi="Times New Roman" w:cs="Times New Roman"/>
-          <w:sz w:val="28"/>
-          <w:szCs w:val="28"/>
-        </w:rPr>
-        <w:t>Encrypted packet</w:t>
-      </w:r>
-      <w:r>
-        <w:rPr>
-          <w:sz w:val="28"/>
-          <w:szCs w:val="28"/>
-        </w:rPr>
-        <w:t>). Không thể trích xuất hay suy đoán bất kỳ ký tự nào của mật khẩu hay câu lệnh đã thực thi.</w:t>
-      </w:r>
-    </w:p>
-    <w:p>
-      <w:pPr>
-        <w:pStyle w:val="NormalWeb"/>
-        <w:spacing w:line="276" w:lineRule="auto"/>
-        <w:rPr>
-          <w:sz w:val="28"/>
-          <w:szCs w:val="28"/>
-        </w:rPr>
-      </w:pPr>
-      <w:r>
-        <w:rPr>
-          <w:sz w:val="28"/>
-          <w:szCs w:val="28"/>
-        </w:rPr>
-        <w:lastRenderedPageBreak/>
-        <w:t>Bằng chứng thực nghiệm từ bài làm:</w:t>
-      </w:r>
-    </w:p>
-    <w:p>
-      <w:pPr>
-        <w:pStyle w:val="NormalWeb"/>
-        <w:spacing w:line="276" w:lineRule="auto"/>
-        <w:jc w:val="center"/>
-        <w:rPr>
-          <w:i/>
-          <w:iCs/>
-          <w:lang w:val="vi-VN"/>
-        </w:rPr>
-      </w:pPr>
-      <w:r>
-        <w:rPr>
-          <w:spacing w:val="-2"/>
-          <w:w w:val="90"/>
-          <w:sz w:val="28"/>
-          <w:szCs w:val="28"/>
-          <w:lang w:val="vi-VN"/>
-        </w:rPr>
-        <w:drawing>
-          <wp:inline distT="0" distB="0" distL="0" distR="0" wp14:anchorId="63C1319E" wp14:editId="2A8D655D">
-            <wp:extent cx="5105400" cy="4167490"/>
-            <wp:effectExtent l="0" t="0" r="0" b="5080"/>
-            <wp:docPr id="85" name="Picture 85"/>
-            <wp:cNvGraphicFramePr>
-              <a:graphicFrameLocks xmlns:a="http://schemas.openxmlformats.org/drawingml/2006/main" noChangeAspect="1"/>
-            </wp:cNvGraphicFramePr>
-            <a:graphic xmlns:a="http://schemas.openxmlformats.org/drawingml/2006/main">
-              <a:graphicData uri="http://schemas.openxmlformats.org/drawingml/2006/picture">
-                <pic:pic xmlns:pic="http://schemas.openxmlformats.org/drawingml/2006/picture">
-                  <pic:nvPicPr>
-                    <pic:cNvPr id="1" name=""/>
-                    <pic:cNvPicPr/>
-                  </pic:nvPicPr>
-                  <pic:blipFill>
-                    <a:blip r:embed="rId13"/>
-                    <a:stretch>
-                      <a:fillRect/>
-                    </a:stretch>
-                  </pic:blipFill>
-                  <pic:spPr>
-                    <a:xfrm>
-                      <a:off x="0" y="0"/>
-                      <a:ext cx="5122700" cy="4181612"/>
-                    </a:xfrm>
-                    <a:prstGeom prst="rect">
-                      <a:avLst/>
-                    </a:prstGeom>
-                  </pic:spPr>
-                </pic:pic>
-              </a:graphicData>
-            </a:graphic>
-          </wp:inline>
-        </w:drawing>
-      </w:r>
-    </w:p>
-    <w:p>
-      <w:pPr>
-        <w:pStyle w:val="NormalWeb"/>
-        <w:spacing w:line="276" w:lineRule="auto"/>
-        <w:jc w:val="center"/>
-      </w:pPr>
-      <w:r>
-        <w:rPr>
-          <w:spacing w:val="-5"/>
-          <w:w w:val="90"/>
-          <w:sz w:val="28"/>
-          <w:szCs w:val="28"/>
-          <w:lang w:val="vi-VN"/>
-        </w:rPr>
-        <w:drawing>
-          <wp:inline distT="0" distB="0" distL="0" distR="0" wp14:anchorId="34B6D758" wp14:editId="33F7E969">
-            <wp:extent cx="5162550" cy="4343701"/>
-            <wp:effectExtent l="0" t="0" r="0" b="0"/>
-            <wp:docPr id="87" name="Picture 87"/>
-            <wp:cNvGraphicFramePr>
-              <a:graphicFrameLocks xmlns:a="http://schemas.openxmlformats.org/drawingml/2006/main" noChangeAspect="1"/>
-            </wp:cNvGraphicFramePr>
-            <a:graphic xmlns:a="http://schemas.openxmlformats.org/drawingml/2006/main">
-              <a:graphicData uri="http://schemas.openxmlformats.org/drawingml/2006/picture">
-                <pic:pic xmlns:pic="http://schemas.openxmlformats.org/drawingml/2006/picture">
-                  <pic:nvPicPr>
-                    <pic:cNvPr id="1" name=""/>
-                    <pic:cNvPicPr/>
-                  </pic:nvPicPr>
-                  <pic:blipFill>
-                    <a:blip r:embed="rId18"/>
-                    <a:stretch>
-                      <a:fillRect/>
-                    </a:stretch>
-                  </pic:blipFill>
-                  <pic:spPr>
-                    <a:xfrm>
-                      <a:off x="0" y="0"/>
                       <a:ext cx="5173039" cy="4352527"/>
                     </a:xfrm>
                     <a:prstGeom prst="rect">
@@ -7980,6 +8027,7 @@
       </w:pPr>
       <w:r>
         <w:rPr>
+          <w:noProof/>
           <w:spacing w:val="-2"/>
           <w:w w:val="90"/>
           <w:sz w:val="28"/>
@@ -8002,7 +8050,7 @@
                     <pic:cNvPicPr/>
                   </pic:nvPicPr>
                   <pic:blipFill>
-                    <a:blip r:embed="rId14"/>
+                    <a:blip r:embed="rId15"/>
                     <a:stretch>
                       <a:fillRect/>
                     </a:stretch>
@@ -8700,6 +8748,7 @@
       </w:pPr>
       <w:r>
         <w:rPr>
+          <w:noProof/>
           <w:spacing w:val="-5"/>
           <w:w w:val="90"/>
           <w:sz w:val="28"/>
@@ -8723,7 +8772,7 @@
                     <pic:cNvPicPr/>
                   </pic:nvPicPr>
                   <pic:blipFill>
-                    <a:blip r:embed="rId16"/>
+                    <a:blip r:embed="rId17"/>
                     <a:stretch>
                       <a:fillRect/>
                     </a:stretch>
@@ -9909,7 +9958,7 @@
         </mc:Choice>
         <mc:Fallback>
           <w:pict>
-            <v:shape w14:anchorId="05A4A8BC" id="Graphic 58" o:spid="_x0000_s1026" style="position:absolute;margin-left:30.7pt;margin-top:779.75pt;width:539.95pt;height:41.8pt;z-index:-251587584;visibility:visible;mso-wrap-style:square;mso-wrap-distance-left:0;mso-wrap-distance-top:0;mso-wrap-distance-right:0;mso-wrap-distance-bottom:0;mso-position-horizontal:absolute;mso-position-horizontal-relative:page;mso-position-vertical:absolute;mso-position-vertical-relative:page;v-text-anchor:top" coordsize="6857365,530860" o:gfxdata="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" path="m,l6857364,em2353310,3174l2010410,530859e" filled="f" strokecolor="#1f1f1f" strokeweight=".48pt">
+            <v:shape w14:anchorId="06B40783" id="Graphic 58" o:spid="_x0000_s1026" style="position:absolute;margin-left:30.7pt;margin-top:779.75pt;width:539.95pt;height:41.8pt;z-index:-251587584;visibility:visible;mso-wrap-style:square;mso-wrap-distance-left:0;mso-wrap-distance-top:0;mso-wrap-distance-right:0;mso-wrap-distance-bottom:0;mso-position-horizontal:absolute;mso-position-horizontal-relative:page;mso-position-vertical:absolute;mso-position-vertical-relative:page;v-text-anchor:top" coordsize="6857365,530860" o:gfxdata="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" path="m,l6857364,em2353310,3174l2010410,530859e" filled="f" strokecolor="#1f1f1f" strokeweight=".48pt">
               <v:path arrowok="t"/>
               <w10:wrap anchorx="page" anchory="page"/>
             </v:shape>
@@ -10469,7 +10518,7 @@
         </mc:Choice>
         <mc:Fallback>
           <w:pict>
-            <v:group w14:anchorId="36021DF3" id="Group 52" o:spid="_x0000_s1026" style="position:absolute;margin-left:547.9pt;margin-top:33.7pt;width:45.5pt;height:4.35pt;z-index:-251649024;mso-wrap-distance-left:0;mso-wrap-distance-right:0;mso-position-horizontal-relative:page;mso-position-vertical-relative:page" coordsize="5778,552" o:gfxdata="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">
+            <v:group w14:anchorId="64A23056" id="Group 52" o:spid="_x0000_s1026" style="position:absolute;margin-left:547.9pt;margin-top:33.7pt;width:45.5pt;height:4.35pt;z-index:-251649024;mso-wrap-distance-left:0;mso-wrap-distance-right:0;mso-position-horizontal-relative:page;mso-position-vertical-relative:page" coordsize="5778,552" o:gfxdata="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">
               <v:shape id="Graphic 53" o:spid="_x0000_s1027" style="position:absolute;left:45;top:45;width:2153;height:457;visibility:visible;mso-wrap-style:square;v-text-anchor:top" coordsize="215265,45720" o:gfxdata="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" path="m215265,l,,,45720r215265,l215265,xe" fillcolor="#5f4779" stroked="f">
                 <v:path arrowok="t"/>
               </v:shape>
@@ -10564,7 +10613,7 @@
         </mc:Choice>
         <mc:Fallback>
           <w:pict>
-            <v:shape w14:anchorId="3A0077B6" id="Graphic 56" o:spid="_x0000_s1026" style="position:absolute;margin-left:0;margin-top:35.75pt;width:112.5pt;height:.5pt;z-index:-251629568;visibility:visible;mso-wrap-style:square;mso-wrap-distance-left:0;mso-wrap-distance-top:0;mso-wrap-distance-right:0;mso-wrap-distance-bottom:0;mso-position-horizontal:absolute;mso-position-horizontal-relative:page;mso-position-vertical:absolute;mso-position-vertical-relative:page;v-text-anchor:top" coordsize="1428750,6350" o:gfxdata="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" path="m1428750,l,,,6350r1428750,l1428750,xe" fillcolor="#4470c4" stroked="f">
+            <v:shape w14:anchorId="735DB49C" id="Graphic 56" o:spid="_x0000_s1026" style="position:absolute;margin-left:0;margin-top:35.75pt;width:112.5pt;height:.5pt;z-index:-251629568;visibility:visible;mso-wrap-style:square;mso-wrap-distance-left:0;mso-wrap-distance-top:0;mso-wrap-distance-right:0;mso-wrap-distance-bottom:0;mso-position-horizontal:absolute;mso-position-horizontal-relative:page;mso-position-vertical:absolute;mso-position-vertical-relative:page;v-text-anchor:top" coordsize="1428750,6350" o:gfxdata="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" path="m1428750,l,,,6350r1428750,l1428750,xe" fillcolor="#4470c4" stroked="f">
               <v:path arrowok="t"/>
               <w10:wrap anchorx="page" anchory="page"/>
             </v:shape>
@@ -15084,6 +15133,7 @@
   <w:style w:type="character" w:default="1" w:styleId="DefaultParagraphFont">
     <w:name w:val="Default Paragraph Font"/>
     <w:uiPriority w:val="1"/>
+    <w:semiHidden/>
     <w:unhideWhenUsed/>
   </w:style>
   <w:style w:type="table" w:default="1" w:styleId="TableNormal">
@@ -15195,6 +15245,29 @@
         <w:insideV w:val="single" w:sz="4" w:space="0" w:color="auto"/>
       </w:tblBorders>
     </w:tblPr>
+  </w:style>
+  <w:style w:type="character" w:styleId="Hyperlink">
+    <w:name w:val="Hyperlink"/>
+    <w:basedOn w:val="DefaultParagraphFont"/>
+    <w:uiPriority w:val="99"/>
+    <w:unhideWhenUsed/>
+    <w:rsid w:val="009A61A2"/>
+    <w:rPr>
+      <w:color w:val="0000FF" w:themeColor="hyperlink"/>
+      <w:u w:val="single"/>
+    </w:rPr>
+  </w:style>
+  <w:style w:type="character" w:styleId="UnresolvedMention">
+    <w:name w:val="Unresolved Mention"/>
+    <w:basedOn w:val="DefaultParagraphFont"/>
+    <w:uiPriority w:val="99"/>
+    <w:semiHidden/>
+    <w:unhideWhenUsed/>
+    <w:rsid w:val="009A61A2"/>
+    <w:rPr>
+      <w:color w:val="605E5C"/>
+      <w:shd w:val="clear" w:color="auto" w:fill="E1DFDD"/>
+    </w:rPr>
   </w:style>
 </w:styles>
 </file>
